--- a/Output/ria_overall_models.docx
+++ b/Output/ria_overall_models.docx
@@ -1877,7 +1877,7 @@
                 <w:szCs w:val="22"/>
                 <w:color w:val="000000"/>
               </w:rPr>
-              <w:t xml:space="preserve">0.09***</w:t>
+              <w:t xml:space="preserve">0.10***</w:t>
             </w:r>
           </w:p>
         </w:tc>
@@ -2877,7 +2877,7 @@
                 <w:szCs w:val="22"/>
                 <w:color w:val="000000"/>
               </w:rPr>
-              <w:t xml:space="preserve">0.44</w:t>
+              <w:t xml:space="preserve">0.41</w:t>
             </w:r>
           </w:p>
         </w:tc>
@@ -3157,7 +3157,7 @@
                 <w:szCs w:val="22"/>
                 <w:color w:val="000000"/>
               </w:rPr>
-              <w:t xml:space="preserve">0.12</w:t>
+              <w:t xml:space="preserve">0.13</w:t>
             </w:r>
           </w:p>
         </w:tc>
@@ -3322,7 +3322,7 @@
                 <w:szCs w:val="22"/>
                 <w:color w:val="000000"/>
               </w:rPr>
-              <w:t xml:space="preserve">0.97</w:t>
+              <w:t xml:space="preserve">0.95</w:t>
             </w:r>
           </w:p>
         </w:tc>
@@ -3827,392 +3827,392 @@
                 <w:szCs w:val="22"/>
                 <w:color w:val="000000"/>
               </w:rPr>
-              <w:t xml:space="preserve">Perceived cancer risk (std.) * non-Hispanic Black</w:t>
-            </w:r>
-          </w:p>
-        </w:tc>
-        <w:tc>
-          <w:tcPr>
-            <w:tcBorders>
-              <w:bottom w:val="none" w:sz="0" w:space="0" w:color="000000"/>
-              <w:top w:val="none" w:sz="0" w:space="0" w:color="000000"/>
-              <w:left w:val="none" w:sz="0" w:space="0" w:color="000000"/>
-              <w:right w:val="none" w:sz="0" w:space="0" w:color="000000"/>
-            </w:tcBorders>
-            <w:shd w:val="clear" w:color="auto" w:fill="FFFFFF"/>
-            <w:tcMar>
-              <w:top w:w="0" w:type="dxa"/>
-              <w:bottom w:w="0" w:type="dxa"/>
-              <w:left w:w="0" w:type="dxa"/>
-              <w:right w:w="0" w:type="dxa"/>
-            </w:tcMar>
-            <w:vAlign w:val="center"/>
-          </w:tcPr>
-          <w:p>
-            <w:pPr>
-              <w:pStyle w:val="Normal"/>
-              <w:jc w:val="left"/>
-              <w:pBdr>
-                <w:bottom w:val="none" w:sz="0" w:space="0" w:color="000000"/>
-                <w:top w:val="none" w:sz="0" w:space="0" w:color="000000"/>
-                <w:left w:val="none" w:sz="0" w:space="0" w:color="000000"/>
-                <w:right w:val="none" w:sz="0" w:space="0" w:color="000000"/>
-              </w:pBdr>
-              <w:spacing w:after="100" w:before="100" w:line="240"/>
-              <w:ind w:left="100" w:right="100" w:firstLine="0" w:firstLineChars="0"/>
-              <w:rPr>
-                <w:rFonts w:ascii="Helvetica" w:hAnsi="Helvetica" w:eastAsia="Helvetica" w:cs="Helvetica"/>
-                <w:i w:val="false"/>
-                <w:b w:val="false"/>
-                <w:u w:val="none"/>
-                <w:strike w:val="false"/>
-                <w:sz w:val="22"/>
-                <w:szCs w:val="22"/>
-                <w:color w:val="000000"/>
-              </w:rPr>
-            </w:pPr>
-            <w:r>
-              <w:rPr>
-                <w:rFonts w:ascii="Helvetica" w:hAnsi="Helvetica" w:eastAsia="Helvetica" w:cs="Helvetica"/>
-                <w:i w:val="false"/>
-                <w:b w:val="false"/>
-                <w:u w:val="none"/>
-                <w:strike w:val="false"/>
-                <w:sz w:val="22"/>
-                <w:szCs w:val="22"/>
-                <w:color w:val="000000"/>
-              </w:rPr>
-              <w:t xml:space="preserve">6</w:t>
-            </w:r>
-          </w:p>
-        </w:tc>
-        <w:tc>
-          <w:tcPr>
-            <w:tcBorders>
-              <w:bottom w:val="none" w:sz="0" w:space="0" w:color="000000"/>
-              <w:top w:val="none" w:sz="0" w:space="0" w:color="000000"/>
-              <w:left w:val="none" w:sz="0" w:space="0" w:color="000000"/>
-              <w:right w:val="none" w:sz="0" w:space="0" w:color="000000"/>
-            </w:tcBorders>
-            <w:shd w:val="clear" w:color="auto" w:fill="FFFFFF"/>
-            <w:tcMar>
-              <w:top w:w="0" w:type="dxa"/>
-              <w:bottom w:w="0" w:type="dxa"/>
-              <w:left w:w="0" w:type="dxa"/>
-              <w:right w:w="0" w:type="dxa"/>
-            </w:tcMar>
-            <w:vAlign w:val="center"/>
-          </w:tcPr>
-          <w:p>
-            <w:pPr>
-              <w:pStyle w:val="Normal"/>
-              <w:jc w:val="left"/>
-              <w:pBdr>
-                <w:bottom w:val="none" w:sz="0" w:space="0" w:color="000000"/>
-                <w:top w:val="none" w:sz="0" w:space="0" w:color="000000"/>
-                <w:left w:val="none" w:sz="0" w:space="0" w:color="000000"/>
-                <w:right w:val="none" w:sz="0" w:space="0" w:color="000000"/>
-              </w:pBdr>
-              <w:spacing w:after="100" w:before="100" w:line="240"/>
-              <w:ind w:left="100" w:right="100" w:firstLine="0" w:firstLineChars="0"/>
-              <w:rPr>
-                <w:rFonts w:ascii="Helvetica" w:hAnsi="Helvetica" w:eastAsia="Helvetica" w:cs="Helvetica"/>
-                <w:i w:val="false"/>
-                <w:b w:val="false"/>
-                <w:u w:val="none"/>
-                <w:strike w:val="false"/>
-                <w:sz w:val="22"/>
-                <w:szCs w:val="22"/>
-                <w:color w:val="000000"/>
-              </w:rPr>
-            </w:pPr>
-            <w:r>
-              <w:rPr>
-                <w:rFonts w:ascii="Helvetica" w:hAnsi="Helvetica" w:eastAsia="Helvetica" w:cs="Helvetica"/>
-                <w:i w:val="false"/>
-                <w:b w:val="false"/>
-                <w:u w:val="none"/>
-                <w:strike w:val="false"/>
-                <w:sz w:val="22"/>
-                <w:szCs w:val="22"/>
-                <w:color w:val="000000"/>
-              </w:rPr>
-              <w:t xml:space="preserve">0.03</w:t>
-            </w:r>
-          </w:p>
-        </w:tc>
-        <w:tc>
-          <w:tcPr>
-            <w:tcBorders>
-              <w:bottom w:val="none" w:sz="0" w:space="0" w:color="000000"/>
-              <w:top w:val="none" w:sz="0" w:space="0" w:color="000000"/>
-              <w:left w:val="none" w:sz="0" w:space="0" w:color="000000"/>
-              <w:right w:val="none" w:sz="0" w:space="0" w:color="000000"/>
-            </w:tcBorders>
-            <w:shd w:val="clear" w:color="auto" w:fill="FFFFFF"/>
-            <w:tcMar>
-              <w:top w:w="0" w:type="dxa"/>
-              <w:bottom w:w="0" w:type="dxa"/>
-              <w:left w:w="0" w:type="dxa"/>
-              <w:right w:w="0" w:type="dxa"/>
-            </w:tcMar>
-            <w:vAlign w:val="center"/>
-          </w:tcPr>
-          <w:p>
-            <w:pPr>
-              <w:pStyle w:val="Normal"/>
-              <w:jc w:val="left"/>
-              <w:pBdr>
-                <w:bottom w:val="none" w:sz="0" w:space="0" w:color="000000"/>
-                <w:top w:val="none" w:sz="0" w:space="0" w:color="000000"/>
-                <w:left w:val="none" w:sz="0" w:space="0" w:color="000000"/>
-                <w:right w:val="none" w:sz="0" w:space="0" w:color="000000"/>
-              </w:pBdr>
-              <w:spacing w:after="100" w:before="100" w:line="240"/>
-              <w:ind w:left="100" w:right="100" w:firstLine="0" w:firstLineChars="0"/>
-              <w:rPr>
-                <w:rFonts w:ascii="Helvetica" w:hAnsi="Helvetica" w:eastAsia="Helvetica" w:cs="Helvetica"/>
-                <w:i w:val="false"/>
-                <w:b w:val="false"/>
-                <w:u w:val="none"/>
-                <w:strike w:val="false"/>
-                <w:sz w:val="22"/>
-                <w:szCs w:val="22"/>
-                <w:color w:val="000000"/>
-              </w:rPr>
-            </w:pPr>
-            <w:r>
-              <w:rPr>
-                <w:rFonts w:ascii="Helvetica" w:hAnsi="Helvetica" w:eastAsia="Helvetica" w:cs="Helvetica"/>
-                <w:i w:val="false"/>
-                <w:b w:val="false"/>
-                <w:u w:val="none"/>
-                <w:strike w:val="false"/>
-                <w:sz w:val="22"/>
-                <w:szCs w:val="22"/>
-                <w:color w:val="000000"/>
-              </w:rPr>
-              <w:t xml:space="preserve">(-0.02, 0.08)</w:t>
-            </w:r>
-          </w:p>
-        </w:tc>
-        <w:tc>
-          <w:tcPr>
-            <w:tcBorders>
-              <w:bottom w:val="none" w:sz="0" w:space="0" w:color="000000"/>
-              <w:top w:val="none" w:sz="0" w:space="0" w:color="000000"/>
-              <w:left w:val="none" w:sz="0" w:space="0" w:color="000000"/>
-              <w:right w:val="none" w:sz="0" w:space="0" w:color="000000"/>
-            </w:tcBorders>
-            <w:shd w:val="clear" w:color="auto" w:fill="FFFFFF"/>
-            <w:tcMar>
-              <w:top w:w="0" w:type="dxa"/>
-              <w:bottom w:w="0" w:type="dxa"/>
-              <w:left w:w="0" w:type="dxa"/>
-              <w:right w:w="0" w:type="dxa"/>
-            </w:tcMar>
-            <w:vAlign w:val="center"/>
-          </w:tcPr>
-          <w:p>
-            <w:pPr>
-              <w:pStyle w:val="Normal"/>
-              <w:jc w:val="left"/>
-              <w:pBdr>
-                <w:bottom w:val="none" w:sz="0" w:space="0" w:color="000000"/>
-                <w:top w:val="none" w:sz="0" w:space="0" w:color="000000"/>
-                <w:left w:val="none" w:sz="0" w:space="0" w:color="000000"/>
-                <w:right w:val="none" w:sz="0" w:space="0" w:color="000000"/>
-              </w:pBdr>
-              <w:spacing w:after="100" w:before="100" w:line="240"/>
-              <w:ind w:left="100" w:right="100" w:firstLine="0" w:firstLineChars="0"/>
-              <w:rPr>
-                <w:rFonts w:ascii="Helvetica" w:hAnsi="Helvetica" w:eastAsia="Helvetica" w:cs="Helvetica"/>
-                <w:i w:val="false"/>
-                <w:b w:val="false"/>
-                <w:u w:val="none"/>
-                <w:strike w:val="false"/>
-                <w:sz w:val="22"/>
-                <w:szCs w:val="22"/>
-                <w:color w:val="000000"/>
-              </w:rPr>
-            </w:pPr>
-            <w:r>
-              <w:rPr>
-                <w:rFonts w:ascii="Helvetica" w:hAnsi="Helvetica" w:eastAsia="Helvetica" w:cs="Helvetica"/>
-                <w:i w:val="false"/>
-                <w:b w:val="false"/>
-                <w:u w:val="none"/>
-                <w:strike w:val="false"/>
-                <w:sz w:val="22"/>
-                <w:szCs w:val="22"/>
-                <w:color w:val="000000"/>
-              </w:rPr>
-              <w:t xml:space="preserve">0.22</w:t>
-            </w:r>
-          </w:p>
-        </w:tc>
-        <w:tc>
-          <w:tcPr>
-            <w:tcBorders>
-              <w:bottom w:val="none" w:sz="0" w:space="0" w:color="000000"/>
-              <w:top w:val="none" w:sz="0" w:space="0" w:color="000000"/>
-              <w:left w:val="none" w:sz="0" w:space="0" w:color="000000"/>
-              <w:right w:val="none" w:sz="0" w:space="0" w:color="000000"/>
-            </w:tcBorders>
-            <w:shd w:val="clear" w:color="auto" w:fill="FFFFFF"/>
-            <w:tcMar>
-              <w:top w:w="0" w:type="dxa"/>
-              <w:bottom w:w="0" w:type="dxa"/>
-              <w:left w:w="0" w:type="dxa"/>
-              <w:right w:w="0" w:type="dxa"/>
-            </w:tcMar>
-            <w:vAlign w:val="center"/>
-          </w:tcPr>
-          <w:p>
-            <w:pPr>
-              <w:pStyle w:val="Normal"/>
-              <w:jc w:val="left"/>
-              <w:pBdr>
-                <w:bottom w:val="none" w:sz="0" w:space="0" w:color="000000"/>
-                <w:top w:val="none" w:sz="0" w:space="0" w:color="000000"/>
-                <w:left w:val="none" w:sz="0" w:space="0" w:color="000000"/>
-                <w:right w:val="none" w:sz="0" w:space="0" w:color="000000"/>
-              </w:pBdr>
-              <w:spacing w:after="100" w:before="100" w:line="240"/>
-              <w:ind w:left="100" w:right="100" w:firstLine="0" w:firstLineChars="0"/>
-              <w:rPr>
-                <w:rFonts w:ascii="Helvetica" w:hAnsi="Helvetica" w:eastAsia="Helvetica" w:cs="Helvetica"/>
-                <w:i w:val="false"/>
-                <w:b w:val="false"/>
-                <w:u w:val="none"/>
-                <w:strike w:val="false"/>
-                <w:sz w:val="22"/>
-                <w:szCs w:val="22"/>
-                <w:color w:val="000000"/>
-              </w:rPr>
-            </w:pPr>
-            <w:r>
-              <w:rPr>
-                <w:rFonts w:ascii="Helvetica" w:hAnsi="Helvetica" w:eastAsia="Helvetica" w:cs="Helvetica"/>
-                <w:i w:val="false"/>
-                <w:b w:val="false"/>
-                <w:u w:val="none"/>
-                <w:strike w:val="false"/>
-                <w:sz w:val="22"/>
-                <w:szCs w:val="22"/>
-                <w:color w:val="000000"/>
-              </w:rPr>
-              <w:t xml:space="preserve">0.10+</w:t>
-            </w:r>
-          </w:p>
-        </w:tc>
-        <w:tc>
-          <w:tcPr>
-            <w:tcBorders>
-              <w:bottom w:val="none" w:sz="0" w:space="0" w:color="000000"/>
-              <w:top w:val="none" w:sz="0" w:space="0" w:color="000000"/>
-              <w:left w:val="none" w:sz="0" w:space="0" w:color="000000"/>
-              <w:right w:val="none" w:sz="0" w:space="0" w:color="000000"/>
-            </w:tcBorders>
-            <w:shd w:val="clear" w:color="auto" w:fill="FFFFFF"/>
-            <w:tcMar>
-              <w:top w:w="0" w:type="dxa"/>
-              <w:bottom w:w="0" w:type="dxa"/>
-              <w:left w:w="0" w:type="dxa"/>
-              <w:right w:w="0" w:type="dxa"/>
-            </w:tcMar>
-            <w:vAlign w:val="center"/>
-          </w:tcPr>
-          <w:p>
-            <w:pPr>
-              <w:pStyle w:val="Normal"/>
-              <w:jc w:val="left"/>
-              <w:pBdr>
-                <w:bottom w:val="none" w:sz="0" w:space="0" w:color="000000"/>
-                <w:top w:val="none" w:sz="0" w:space="0" w:color="000000"/>
-                <w:left w:val="none" w:sz="0" w:space="0" w:color="000000"/>
-                <w:right w:val="none" w:sz="0" w:space="0" w:color="000000"/>
-              </w:pBdr>
-              <w:spacing w:after="100" w:before="100" w:line="240"/>
-              <w:ind w:left="100" w:right="100" w:firstLine="0" w:firstLineChars="0"/>
-              <w:rPr>
-                <w:rFonts w:ascii="Helvetica" w:hAnsi="Helvetica" w:eastAsia="Helvetica" w:cs="Helvetica"/>
-                <w:i w:val="false"/>
-                <w:b w:val="false"/>
-                <w:u w:val="none"/>
-                <w:strike w:val="false"/>
-                <w:sz w:val="22"/>
-                <w:szCs w:val="22"/>
-                <w:color w:val="000000"/>
-              </w:rPr>
-            </w:pPr>
-            <w:r>
-              <w:rPr>
-                <w:rFonts w:ascii="Helvetica" w:hAnsi="Helvetica" w:eastAsia="Helvetica" w:cs="Helvetica"/>
-                <w:i w:val="false"/>
-                <w:b w:val="false"/>
-                <w:u w:val="none"/>
-                <w:strike w:val="false"/>
-                <w:sz w:val="22"/>
-                <w:szCs w:val="22"/>
-                <w:color w:val="000000"/>
-              </w:rPr>
-              <w:t xml:space="preserve">(-0.00, 0.20)</w:t>
-            </w:r>
-          </w:p>
-        </w:tc>
-        <w:tc>
-          <w:tcPr>
-            <w:tcBorders>
-              <w:bottom w:val="none" w:sz="0" w:space="0" w:color="000000"/>
-              <w:top w:val="none" w:sz="0" w:space="0" w:color="000000"/>
-              <w:left w:val="none" w:sz="0" w:space="0" w:color="000000"/>
-              <w:right w:val="none" w:sz="0" w:space="0" w:color="000000"/>
-            </w:tcBorders>
-            <w:shd w:val="clear" w:color="auto" w:fill="FFFFFF"/>
-            <w:tcMar>
-              <w:top w:w="0" w:type="dxa"/>
-              <w:bottom w:w="0" w:type="dxa"/>
-              <w:left w:w="0" w:type="dxa"/>
-              <w:right w:w="0" w:type="dxa"/>
-            </w:tcMar>
-            <w:vAlign w:val="center"/>
-          </w:tcPr>
-          <w:p>
-            <w:pPr>
-              <w:pStyle w:val="Normal"/>
-              <w:jc w:val="left"/>
-              <w:pBdr>
-                <w:bottom w:val="none" w:sz="0" w:space="0" w:color="000000"/>
-                <w:top w:val="none" w:sz="0" w:space="0" w:color="000000"/>
-                <w:left w:val="none" w:sz="0" w:space="0" w:color="000000"/>
-                <w:right w:val="none" w:sz="0" w:space="0" w:color="000000"/>
-              </w:pBdr>
-              <w:spacing w:after="100" w:before="100" w:line="240"/>
-              <w:ind w:left="100" w:right="100" w:firstLine="0" w:firstLineChars="0"/>
-              <w:rPr>
-                <w:rFonts w:ascii="Helvetica" w:hAnsi="Helvetica" w:eastAsia="Helvetica" w:cs="Helvetica"/>
-                <w:i w:val="false"/>
-                <w:b w:val="false"/>
-                <w:u w:val="none"/>
-                <w:strike w:val="false"/>
-                <w:sz w:val="22"/>
-                <w:szCs w:val="22"/>
-                <w:color w:val="000000"/>
-              </w:rPr>
-            </w:pPr>
-            <w:r>
-              <w:rPr>
-                <w:rFonts w:ascii="Helvetica" w:hAnsi="Helvetica" w:eastAsia="Helvetica" w:cs="Helvetica"/>
-                <w:i w:val="false"/>
-                <w:b w:val="false"/>
-                <w:u w:val="none"/>
-                <w:strike w:val="false"/>
-                <w:sz w:val="22"/>
-                <w:szCs w:val="22"/>
-                <w:color w:val="000000"/>
-              </w:rPr>
-              <w:t xml:space="preserve">0.05</w:t>
+              <w:t xml:space="preserve">Perceived cancer risk (std.)</w:t>
+            </w:r>
+          </w:p>
+        </w:tc>
+        <w:tc>
+          <w:tcPr>
+            <w:tcBorders>
+              <w:bottom w:val="none" w:sz="0" w:space="0" w:color="000000"/>
+              <w:top w:val="none" w:sz="0" w:space="0" w:color="000000"/>
+              <w:left w:val="none" w:sz="0" w:space="0" w:color="000000"/>
+              <w:right w:val="none" w:sz="0" w:space="0" w:color="000000"/>
+            </w:tcBorders>
+            <w:shd w:val="clear" w:color="auto" w:fill="FFFFFF"/>
+            <w:tcMar>
+              <w:top w:w="0" w:type="dxa"/>
+              <w:bottom w:w="0" w:type="dxa"/>
+              <w:left w:w="0" w:type="dxa"/>
+              <w:right w:w="0" w:type="dxa"/>
+            </w:tcMar>
+            <w:vAlign w:val="center"/>
+          </w:tcPr>
+          <w:p>
+            <w:pPr>
+              <w:pStyle w:val="Normal"/>
+              <w:jc w:val="left"/>
+              <w:pBdr>
+                <w:bottom w:val="none" w:sz="0" w:space="0" w:color="000000"/>
+                <w:top w:val="none" w:sz="0" w:space="0" w:color="000000"/>
+                <w:left w:val="none" w:sz="0" w:space="0" w:color="000000"/>
+                <w:right w:val="none" w:sz="0" w:space="0" w:color="000000"/>
+              </w:pBdr>
+              <w:spacing w:after="100" w:before="100" w:line="240"/>
+              <w:ind w:left="100" w:right="100" w:firstLine="0" w:firstLineChars="0"/>
+              <w:rPr>
+                <w:rFonts w:ascii="Helvetica" w:hAnsi="Helvetica" w:eastAsia="Helvetica" w:cs="Helvetica"/>
+                <w:i w:val="false"/>
+                <w:b w:val="false"/>
+                <w:u w:val="none"/>
+                <w:strike w:val="false"/>
+                <w:sz w:val="22"/>
+                <w:szCs w:val="22"/>
+                <w:color w:val="000000"/>
+              </w:rPr>
+            </w:pPr>
+            <w:r>
+              <w:rPr>
+                <w:rFonts w:ascii="Helvetica" w:hAnsi="Helvetica" w:eastAsia="Helvetica" w:cs="Helvetica"/>
+                <w:i w:val="false"/>
+                <w:b w:val="false"/>
+                <w:u w:val="none"/>
+                <w:strike w:val="false"/>
+                <w:sz w:val="22"/>
+                <w:szCs w:val="22"/>
+                <w:color w:val="000000"/>
+              </w:rPr>
+              <w:t xml:space="preserve">(7)</w:t>
+            </w:r>
+          </w:p>
+        </w:tc>
+        <w:tc>
+          <w:tcPr>
+            <w:tcBorders>
+              <w:bottom w:val="none" w:sz="0" w:space="0" w:color="000000"/>
+              <w:top w:val="none" w:sz="0" w:space="0" w:color="000000"/>
+              <w:left w:val="none" w:sz="0" w:space="0" w:color="000000"/>
+              <w:right w:val="none" w:sz="0" w:space="0" w:color="000000"/>
+            </w:tcBorders>
+            <w:shd w:val="clear" w:color="auto" w:fill="FFFFFF"/>
+            <w:tcMar>
+              <w:top w:w="0" w:type="dxa"/>
+              <w:bottom w:w="0" w:type="dxa"/>
+              <w:left w:w="0" w:type="dxa"/>
+              <w:right w:w="0" w:type="dxa"/>
+            </w:tcMar>
+            <w:vAlign w:val="center"/>
+          </w:tcPr>
+          <w:p>
+            <w:pPr>
+              <w:pStyle w:val="Normal"/>
+              <w:jc w:val="left"/>
+              <w:pBdr>
+                <w:bottom w:val="none" w:sz="0" w:space="0" w:color="000000"/>
+                <w:top w:val="none" w:sz="0" w:space="0" w:color="000000"/>
+                <w:left w:val="none" w:sz="0" w:space="0" w:color="000000"/>
+                <w:right w:val="none" w:sz="0" w:space="0" w:color="000000"/>
+              </w:pBdr>
+              <w:spacing w:after="100" w:before="100" w:line="240"/>
+              <w:ind w:left="100" w:right="100" w:firstLine="0" w:firstLineChars="0"/>
+              <w:rPr>
+                <w:rFonts w:ascii="Helvetica" w:hAnsi="Helvetica" w:eastAsia="Helvetica" w:cs="Helvetica"/>
+                <w:i w:val="false"/>
+                <w:b w:val="false"/>
+                <w:u w:val="none"/>
+                <w:strike w:val="false"/>
+                <w:sz w:val="22"/>
+                <w:szCs w:val="22"/>
+                <w:color w:val="000000"/>
+              </w:rPr>
+            </w:pPr>
+            <w:r>
+              <w:rPr>
+                <w:rFonts w:ascii="Helvetica" w:hAnsi="Helvetica" w:eastAsia="Helvetica" w:cs="Helvetica"/>
+                <w:i w:val="false"/>
+                <w:b w:val="false"/>
+                <w:u w:val="none"/>
+                <w:strike w:val="false"/>
+                <w:sz w:val="22"/>
+                <w:szCs w:val="22"/>
+                <w:color w:val="000000"/>
+              </w:rPr>
+              <w:t xml:space="preserve">0.02</w:t>
+            </w:r>
+          </w:p>
+        </w:tc>
+        <w:tc>
+          <w:tcPr>
+            <w:tcBorders>
+              <w:bottom w:val="none" w:sz="0" w:space="0" w:color="000000"/>
+              <w:top w:val="none" w:sz="0" w:space="0" w:color="000000"/>
+              <w:left w:val="none" w:sz="0" w:space="0" w:color="000000"/>
+              <w:right w:val="none" w:sz="0" w:space="0" w:color="000000"/>
+            </w:tcBorders>
+            <w:shd w:val="clear" w:color="auto" w:fill="FFFFFF"/>
+            <w:tcMar>
+              <w:top w:w="0" w:type="dxa"/>
+              <w:bottom w:w="0" w:type="dxa"/>
+              <w:left w:w="0" w:type="dxa"/>
+              <w:right w:w="0" w:type="dxa"/>
+            </w:tcMar>
+            <w:vAlign w:val="center"/>
+          </w:tcPr>
+          <w:p>
+            <w:pPr>
+              <w:pStyle w:val="Normal"/>
+              <w:jc w:val="left"/>
+              <w:pBdr>
+                <w:bottom w:val="none" w:sz="0" w:space="0" w:color="000000"/>
+                <w:top w:val="none" w:sz="0" w:space="0" w:color="000000"/>
+                <w:left w:val="none" w:sz="0" w:space="0" w:color="000000"/>
+                <w:right w:val="none" w:sz="0" w:space="0" w:color="000000"/>
+              </w:pBdr>
+              <w:spacing w:after="100" w:before="100" w:line="240"/>
+              <w:ind w:left="100" w:right="100" w:firstLine="0" w:firstLineChars="0"/>
+              <w:rPr>
+                <w:rFonts w:ascii="Helvetica" w:hAnsi="Helvetica" w:eastAsia="Helvetica" w:cs="Helvetica"/>
+                <w:i w:val="false"/>
+                <w:b w:val="false"/>
+                <w:u w:val="none"/>
+                <w:strike w:val="false"/>
+                <w:sz w:val="22"/>
+                <w:szCs w:val="22"/>
+                <w:color w:val="000000"/>
+              </w:rPr>
+            </w:pPr>
+            <w:r>
+              <w:rPr>
+                <w:rFonts w:ascii="Helvetica" w:hAnsi="Helvetica" w:eastAsia="Helvetica" w:cs="Helvetica"/>
+                <w:i w:val="false"/>
+                <w:b w:val="false"/>
+                <w:u w:val="none"/>
+                <w:strike w:val="false"/>
+                <w:sz w:val="22"/>
+                <w:szCs w:val="22"/>
+                <w:color w:val="000000"/>
+              </w:rPr>
+              <w:t xml:space="preserve">(-0.01, 0.05)</w:t>
+            </w:r>
+          </w:p>
+        </w:tc>
+        <w:tc>
+          <w:tcPr>
+            <w:tcBorders>
+              <w:bottom w:val="none" w:sz="0" w:space="0" w:color="000000"/>
+              <w:top w:val="none" w:sz="0" w:space="0" w:color="000000"/>
+              <w:left w:val="none" w:sz="0" w:space="0" w:color="000000"/>
+              <w:right w:val="none" w:sz="0" w:space="0" w:color="000000"/>
+            </w:tcBorders>
+            <w:shd w:val="clear" w:color="auto" w:fill="FFFFFF"/>
+            <w:tcMar>
+              <w:top w:w="0" w:type="dxa"/>
+              <w:bottom w:w="0" w:type="dxa"/>
+              <w:left w:w="0" w:type="dxa"/>
+              <w:right w:w="0" w:type="dxa"/>
+            </w:tcMar>
+            <w:vAlign w:val="center"/>
+          </w:tcPr>
+          <w:p>
+            <w:pPr>
+              <w:pStyle w:val="Normal"/>
+              <w:jc w:val="left"/>
+              <w:pBdr>
+                <w:bottom w:val="none" w:sz="0" w:space="0" w:color="000000"/>
+                <w:top w:val="none" w:sz="0" w:space="0" w:color="000000"/>
+                <w:left w:val="none" w:sz="0" w:space="0" w:color="000000"/>
+                <w:right w:val="none" w:sz="0" w:space="0" w:color="000000"/>
+              </w:pBdr>
+              <w:spacing w:after="100" w:before="100" w:line="240"/>
+              <w:ind w:left="100" w:right="100" w:firstLine="0" w:firstLineChars="0"/>
+              <w:rPr>
+                <w:rFonts w:ascii="Helvetica" w:hAnsi="Helvetica" w:eastAsia="Helvetica" w:cs="Helvetica"/>
+                <w:i w:val="false"/>
+                <w:b w:val="false"/>
+                <w:u w:val="none"/>
+                <w:strike w:val="false"/>
+                <w:sz w:val="22"/>
+                <w:szCs w:val="22"/>
+                <w:color w:val="000000"/>
+              </w:rPr>
+            </w:pPr>
+            <w:r>
+              <w:rPr>
+                <w:rFonts w:ascii="Helvetica" w:hAnsi="Helvetica" w:eastAsia="Helvetica" w:cs="Helvetica"/>
+                <w:i w:val="false"/>
+                <w:b w:val="false"/>
+                <w:u w:val="none"/>
+                <w:strike w:val="false"/>
+                <w:sz w:val="22"/>
+                <w:szCs w:val="22"/>
+                <w:color w:val="000000"/>
+              </w:rPr>
+              <w:t xml:space="preserve">0.13</w:t>
+            </w:r>
+          </w:p>
+        </w:tc>
+        <w:tc>
+          <w:tcPr>
+            <w:tcBorders>
+              <w:bottom w:val="none" w:sz="0" w:space="0" w:color="000000"/>
+              <w:top w:val="none" w:sz="0" w:space="0" w:color="000000"/>
+              <w:left w:val="none" w:sz="0" w:space="0" w:color="000000"/>
+              <w:right w:val="none" w:sz="0" w:space="0" w:color="000000"/>
+            </w:tcBorders>
+            <w:shd w:val="clear" w:color="auto" w:fill="FFFFFF"/>
+            <w:tcMar>
+              <w:top w:w="0" w:type="dxa"/>
+              <w:bottom w:w="0" w:type="dxa"/>
+              <w:left w:w="0" w:type="dxa"/>
+              <w:right w:w="0" w:type="dxa"/>
+            </w:tcMar>
+            <w:vAlign w:val="center"/>
+          </w:tcPr>
+          <w:p>
+            <w:pPr>
+              <w:pStyle w:val="Normal"/>
+              <w:jc w:val="left"/>
+              <w:pBdr>
+                <w:bottom w:val="none" w:sz="0" w:space="0" w:color="000000"/>
+                <w:top w:val="none" w:sz="0" w:space="0" w:color="000000"/>
+                <w:left w:val="none" w:sz="0" w:space="0" w:color="000000"/>
+                <w:right w:val="none" w:sz="0" w:space="0" w:color="000000"/>
+              </w:pBdr>
+              <w:spacing w:after="100" w:before="100" w:line="240"/>
+              <w:ind w:left="100" w:right="100" w:firstLine="0" w:firstLineChars="0"/>
+              <w:rPr>
+                <w:rFonts w:ascii="Helvetica" w:hAnsi="Helvetica" w:eastAsia="Helvetica" w:cs="Helvetica"/>
+                <w:i w:val="false"/>
+                <w:b w:val="false"/>
+                <w:u w:val="none"/>
+                <w:strike w:val="false"/>
+                <w:sz w:val="22"/>
+                <w:szCs w:val="22"/>
+                <w:color w:val="000000"/>
+              </w:rPr>
+            </w:pPr>
+            <w:r>
+              <w:rPr>
+                <w:rFonts w:ascii="Helvetica" w:hAnsi="Helvetica" w:eastAsia="Helvetica" w:cs="Helvetica"/>
+                <w:i w:val="false"/>
+                <w:b w:val="false"/>
+                <w:u w:val="none"/>
+                <w:strike w:val="false"/>
+                <w:sz w:val="22"/>
+                <w:szCs w:val="22"/>
+                <w:color w:val="000000"/>
+              </w:rPr>
+              <w:t xml:space="preserve">0.00</w:t>
+            </w:r>
+          </w:p>
+        </w:tc>
+        <w:tc>
+          <w:tcPr>
+            <w:tcBorders>
+              <w:bottom w:val="none" w:sz="0" w:space="0" w:color="000000"/>
+              <w:top w:val="none" w:sz="0" w:space="0" w:color="000000"/>
+              <w:left w:val="none" w:sz="0" w:space="0" w:color="000000"/>
+              <w:right w:val="none" w:sz="0" w:space="0" w:color="000000"/>
+            </w:tcBorders>
+            <w:shd w:val="clear" w:color="auto" w:fill="FFFFFF"/>
+            <w:tcMar>
+              <w:top w:w="0" w:type="dxa"/>
+              <w:bottom w:w="0" w:type="dxa"/>
+              <w:left w:w="0" w:type="dxa"/>
+              <w:right w:w="0" w:type="dxa"/>
+            </w:tcMar>
+            <w:vAlign w:val="center"/>
+          </w:tcPr>
+          <w:p>
+            <w:pPr>
+              <w:pStyle w:val="Normal"/>
+              <w:jc w:val="left"/>
+              <w:pBdr>
+                <w:bottom w:val="none" w:sz="0" w:space="0" w:color="000000"/>
+                <w:top w:val="none" w:sz="0" w:space="0" w:color="000000"/>
+                <w:left w:val="none" w:sz="0" w:space="0" w:color="000000"/>
+                <w:right w:val="none" w:sz="0" w:space="0" w:color="000000"/>
+              </w:pBdr>
+              <w:spacing w:after="100" w:before="100" w:line="240"/>
+              <w:ind w:left="100" w:right="100" w:firstLine="0" w:firstLineChars="0"/>
+              <w:rPr>
+                <w:rFonts w:ascii="Helvetica" w:hAnsi="Helvetica" w:eastAsia="Helvetica" w:cs="Helvetica"/>
+                <w:i w:val="false"/>
+                <w:b w:val="false"/>
+                <w:u w:val="none"/>
+                <w:strike w:val="false"/>
+                <w:sz w:val="22"/>
+                <w:szCs w:val="22"/>
+                <w:color w:val="000000"/>
+              </w:rPr>
+            </w:pPr>
+            <w:r>
+              <w:rPr>
+                <w:rFonts w:ascii="Helvetica" w:hAnsi="Helvetica" w:eastAsia="Helvetica" w:cs="Helvetica"/>
+                <w:i w:val="false"/>
+                <w:b w:val="false"/>
+                <w:u w:val="none"/>
+                <w:strike w:val="false"/>
+                <w:sz w:val="22"/>
+                <w:szCs w:val="22"/>
+                <w:color w:val="000000"/>
+              </w:rPr>
+              <w:t xml:space="preserve">(-0.06, 0.06)</w:t>
+            </w:r>
+          </w:p>
+        </w:tc>
+        <w:tc>
+          <w:tcPr>
+            <w:tcBorders>
+              <w:bottom w:val="none" w:sz="0" w:space="0" w:color="000000"/>
+              <w:top w:val="none" w:sz="0" w:space="0" w:color="000000"/>
+              <w:left w:val="none" w:sz="0" w:space="0" w:color="000000"/>
+              <w:right w:val="none" w:sz="0" w:space="0" w:color="000000"/>
+            </w:tcBorders>
+            <w:shd w:val="clear" w:color="auto" w:fill="FFFFFF"/>
+            <w:tcMar>
+              <w:top w:w="0" w:type="dxa"/>
+              <w:bottom w:w="0" w:type="dxa"/>
+              <w:left w:w="0" w:type="dxa"/>
+              <w:right w:w="0" w:type="dxa"/>
+            </w:tcMar>
+            <w:vAlign w:val="center"/>
+          </w:tcPr>
+          <w:p>
+            <w:pPr>
+              <w:pStyle w:val="Normal"/>
+              <w:jc w:val="left"/>
+              <w:pBdr>
+                <w:bottom w:val="none" w:sz="0" w:space="0" w:color="000000"/>
+                <w:top w:val="none" w:sz="0" w:space="0" w:color="000000"/>
+                <w:left w:val="none" w:sz="0" w:space="0" w:color="000000"/>
+                <w:right w:val="none" w:sz="0" w:space="0" w:color="000000"/>
+              </w:pBdr>
+              <w:spacing w:after="100" w:before="100" w:line="240"/>
+              <w:ind w:left="100" w:right="100" w:firstLine="0" w:firstLineChars="0"/>
+              <w:rPr>
+                <w:rFonts w:ascii="Helvetica" w:hAnsi="Helvetica" w:eastAsia="Helvetica" w:cs="Helvetica"/>
+                <w:i w:val="false"/>
+                <w:b w:val="false"/>
+                <w:u w:val="none"/>
+                <w:strike w:val="false"/>
+                <w:sz w:val="22"/>
+                <w:szCs w:val="22"/>
+                <w:color w:val="000000"/>
+              </w:rPr>
+            </w:pPr>
+            <w:r>
+              <w:rPr>
+                <w:rFonts w:ascii="Helvetica" w:hAnsi="Helvetica" w:eastAsia="Helvetica" w:cs="Helvetica"/>
+                <w:i w:val="false"/>
+                <w:b w:val="false"/>
+                <w:u w:val="none"/>
+                <w:strike w:val="false"/>
+                <w:sz w:val="22"/>
+                <w:szCs w:val="22"/>
+                <w:color w:val="000000"/>
+              </w:rPr>
+              <w:t xml:space="preserve">0.95</w:t>
             </w:r>
           </w:p>
         </w:tc>
@@ -4272,7 +4272,7 @@
                 <w:szCs w:val="22"/>
                 <w:color w:val="000000"/>
               </w:rPr>
-              <w:t xml:space="preserve">Perceived cancer risk (std.) * Hispanic</w:t>
+              <w:t xml:space="preserve">Perceived cancer risk (std.) * non-Hispanic Black</w:t>
             </w:r>
           </w:p>
         </w:tc>
@@ -4382,282 +4382,282 @@
                 <w:szCs w:val="22"/>
                 <w:color w:val="000000"/>
               </w:rPr>
-              <w:t xml:space="preserve">-0.02</w:t>
-            </w:r>
-          </w:p>
-        </w:tc>
-        <w:tc>
-          <w:tcPr>
-            <w:tcBorders>
-              <w:bottom w:val="none" w:sz="0" w:space="0" w:color="000000"/>
-              <w:top w:val="none" w:sz="0" w:space="0" w:color="000000"/>
-              <w:left w:val="none" w:sz="0" w:space="0" w:color="000000"/>
-              <w:right w:val="none" w:sz="0" w:space="0" w:color="000000"/>
-            </w:tcBorders>
-            <w:shd w:val="clear" w:color="auto" w:fill="FFFFFF"/>
-            <w:tcMar>
-              <w:top w:w="0" w:type="dxa"/>
-              <w:bottom w:w="0" w:type="dxa"/>
-              <w:left w:w="0" w:type="dxa"/>
-              <w:right w:w="0" w:type="dxa"/>
-            </w:tcMar>
-            <w:vAlign w:val="center"/>
-          </w:tcPr>
-          <w:p>
-            <w:pPr>
-              <w:pStyle w:val="Normal"/>
-              <w:jc w:val="left"/>
-              <w:pBdr>
-                <w:bottom w:val="none" w:sz="0" w:space="0" w:color="000000"/>
-                <w:top w:val="none" w:sz="0" w:space="0" w:color="000000"/>
-                <w:left w:val="none" w:sz="0" w:space="0" w:color="000000"/>
-                <w:right w:val="none" w:sz="0" w:space="0" w:color="000000"/>
-              </w:pBdr>
-              <w:spacing w:after="100" w:before="100" w:line="240"/>
-              <w:ind w:left="100" w:right="100" w:firstLine="0" w:firstLineChars="0"/>
-              <w:rPr>
-                <w:rFonts w:ascii="Helvetica" w:hAnsi="Helvetica" w:eastAsia="Helvetica" w:cs="Helvetica"/>
-                <w:i w:val="false"/>
-                <w:b w:val="false"/>
-                <w:u w:val="none"/>
-                <w:strike w:val="false"/>
-                <w:sz w:val="22"/>
-                <w:szCs w:val="22"/>
-                <w:color w:val="000000"/>
-              </w:rPr>
-            </w:pPr>
-            <w:r>
-              <w:rPr>
-                <w:rFonts w:ascii="Helvetica" w:hAnsi="Helvetica" w:eastAsia="Helvetica" w:cs="Helvetica"/>
-                <w:i w:val="false"/>
-                <w:b w:val="false"/>
-                <w:u w:val="none"/>
-                <w:strike w:val="false"/>
-                <w:sz w:val="22"/>
-                <w:szCs w:val="22"/>
-                <w:color w:val="000000"/>
-              </w:rPr>
-              <w:t xml:space="preserve">(-0.17, 0.13)</w:t>
-            </w:r>
-          </w:p>
-        </w:tc>
-        <w:tc>
-          <w:tcPr>
-            <w:tcBorders>
-              <w:bottom w:val="none" w:sz="0" w:space="0" w:color="000000"/>
-              <w:top w:val="none" w:sz="0" w:space="0" w:color="000000"/>
-              <w:left w:val="none" w:sz="0" w:space="0" w:color="000000"/>
-              <w:right w:val="none" w:sz="0" w:space="0" w:color="000000"/>
-            </w:tcBorders>
-            <w:shd w:val="clear" w:color="auto" w:fill="FFFFFF"/>
-            <w:tcMar>
-              <w:top w:w="0" w:type="dxa"/>
-              <w:bottom w:w="0" w:type="dxa"/>
-              <w:left w:w="0" w:type="dxa"/>
-              <w:right w:w="0" w:type="dxa"/>
-            </w:tcMar>
-            <w:vAlign w:val="center"/>
-          </w:tcPr>
-          <w:p>
-            <w:pPr>
-              <w:pStyle w:val="Normal"/>
-              <w:jc w:val="left"/>
-              <w:pBdr>
-                <w:bottom w:val="none" w:sz="0" w:space="0" w:color="000000"/>
-                <w:top w:val="none" w:sz="0" w:space="0" w:color="000000"/>
-                <w:left w:val="none" w:sz="0" w:space="0" w:color="000000"/>
-                <w:right w:val="none" w:sz="0" w:space="0" w:color="000000"/>
-              </w:pBdr>
-              <w:spacing w:after="100" w:before="100" w:line="240"/>
-              <w:ind w:left="100" w:right="100" w:firstLine="0" w:firstLineChars="0"/>
-              <w:rPr>
-                <w:rFonts w:ascii="Helvetica" w:hAnsi="Helvetica" w:eastAsia="Helvetica" w:cs="Helvetica"/>
-                <w:i w:val="false"/>
-                <w:b w:val="false"/>
-                <w:u w:val="none"/>
-                <w:strike w:val="false"/>
-                <w:sz w:val="22"/>
-                <w:szCs w:val="22"/>
-                <w:color w:val="000000"/>
-              </w:rPr>
-            </w:pPr>
-            <w:r>
-              <w:rPr>
-                <w:rFonts w:ascii="Helvetica" w:hAnsi="Helvetica" w:eastAsia="Helvetica" w:cs="Helvetica"/>
-                <w:i w:val="false"/>
-                <w:b w:val="false"/>
-                <w:u w:val="none"/>
-                <w:strike w:val="false"/>
-                <w:sz w:val="22"/>
-                <w:szCs w:val="22"/>
-                <w:color w:val="000000"/>
-              </w:rPr>
-              <w:t xml:space="preserve">0.78</w:t>
-            </w:r>
-          </w:p>
-        </w:tc>
-        <w:tc>
-          <w:tcPr>
-            <w:tcBorders>
-              <w:bottom w:val="none" w:sz="0" w:space="0" w:color="000000"/>
-              <w:top w:val="none" w:sz="0" w:space="0" w:color="000000"/>
-              <w:left w:val="none" w:sz="0" w:space="0" w:color="000000"/>
-              <w:right w:val="none" w:sz="0" w:space="0" w:color="000000"/>
-            </w:tcBorders>
-            <w:shd w:val="clear" w:color="auto" w:fill="FFFFFF"/>
-            <w:tcMar>
-              <w:top w:w="0" w:type="dxa"/>
-              <w:bottom w:w="0" w:type="dxa"/>
-              <w:left w:w="0" w:type="dxa"/>
-              <w:right w:w="0" w:type="dxa"/>
-            </w:tcMar>
-            <w:vAlign w:val="center"/>
-          </w:tcPr>
-          <w:p>
-            <w:pPr>
-              <w:pStyle w:val="Normal"/>
-              <w:jc w:val="left"/>
-              <w:pBdr>
-                <w:bottom w:val="none" w:sz="0" w:space="0" w:color="000000"/>
-                <w:top w:val="none" w:sz="0" w:space="0" w:color="000000"/>
-                <w:left w:val="none" w:sz="0" w:space="0" w:color="000000"/>
-                <w:right w:val="none" w:sz="0" w:space="0" w:color="000000"/>
-              </w:pBdr>
-              <w:spacing w:after="100" w:before="100" w:line="240"/>
-              <w:ind w:left="100" w:right="100" w:firstLine="0" w:firstLineChars="0"/>
-              <w:rPr>
-                <w:rFonts w:ascii="Helvetica" w:hAnsi="Helvetica" w:eastAsia="Helvetica" w:cs="Helvetica"/>
-                <w:i w:val="false"/>
-                <w:b w:val="false"/>
-                <w:u w:val="none"/>
-                <w:strike w:val="false"/>
-                <w:sz w:val="22"/>
-                <w:szCs w:val="22"/>
-                <w:color w:val="000000"/>
-              </w:rPr>
-            </w:pPr>
-            <w:r>
-              <w:rPr>
-                <w:rFonts w:ascii="Helvetica" w:hAnsi="Helvetica" w:eastAsia="Helvetica" w:cs="Helvetica"/>
-                <w:i w:val="false"/>
-                <w:b w:val="false"/>
-                <w:u w:val="none"/>
-                <w:strike w:val="false"/>
-                <w:sz w:val="22"/>
-                <w:szCs w:val="22"/>
-                <w:color w:val="000000"/>
-              </w:rPr>
-              <w:t xml:space="preserve">-0.07</w:t>
-            </w:r>
-          </w:p>
-        </w:tc>
-        <w:tc>
-          <w:tcPr>
-            <w:tcBorders>
-              <w:bottom w:val="none" w:sz="0" w:space="0" w:color="000000"/>
-              <w:top w:val="none" w:sz="0" w:space="0" w:color="000000"/>
-              <w:left w:val="none" w:sz="0" w:space="0" w:color="000000"/>
-              <w:right w:val="none" w:sz="0" w:space="0" w:color="000000"/>
-            </w:tcBorders>
-            <w:shd w:val="clear" w:color="auto" w:fill="FFFFFF"/>
-            <w:tcMar>
-              <w:top w:w="0" w:type="dxa"/>
-              <w:bottom w:w="0" w:type="dxa"/>
-              <w:left w:w="0" w:type="dxa"/>
-              <w:right w:w="0" w:type="dxa"/>
-            </w:tcMar>
-            <w:vAlign w:val="center"/>
-          </w:tcPr>
-          <w:p>
-            <w:pPr>
-              <w:pStyle w:val="Normal"/>
-              <w:jc w:val="left"/>
-              <w:pBdr>
-                <w:bottom w:val="none" w:sz="0" w:space="0" w:color="000000"/>
-                <w:top w:val="none" w:sz="0" w:space="0" w:color="000000"/>
-                <w:left w:val="none" w:sz="0" w:space="0" w:color="000000"/>
-                <w:right w:val="none" w:sz="0" w:space="0" w:color="000000"/>
-              </w:pBdr>
-              <w:spacing w:after="100" w:before="100" w:line="240"/>
-              <w:ind w:left="100" w:right="100" w:firstLine="0" w:firstLineChars="0"/>
-              <w:rPr>
-                <w:rFonts w:ascii="Helvetica" w:hAnsi="Helvetica" w:eastAsia="Helvetica" w:cs="Helvetica"/>
-                <w:i w:val="false"/>
-                <w:b w:val="false"/>
-                <w:u w:val="none"/>
-                <w:strike w:val="false"/>
-                <w:sz w:val="22"/>
-                <w:szCs w:val="22"/>
-                <w:color w:val="000000"/>
-              </w:rPr>
-            </w:pPr>
-            <w:r>
-              <w:rPr>
-                <w:rFonts w:ascii="Helvetica" w:hAnsi="Helvetica" w:eastAsia="Helvetica" w:cs="Helvetica"/>
-                <w:i w:val="false"/>
-                <w:b w:val="false"/>
-                <w:u w:val="none"/>
-                <w:strike w:val="false"/>
-                <w:sz w:val="22"/>
-                <w:szCs w:val="22"/>
-                <w:color w:val="000000"/>
-              </w:rPr>
-              <w:t xml:space="preserve">(-0.37, 0.23)</w:t>
-            </w:r>
-          </w:p>
-        </w:tc>
-        <w:tc>
-          <w:tcPr>
-            <w:tcBorders>
-              <w:bottom w:val="none" w:sz="0" w:space="0" w:color="000000"/>
-              <w:top w:val="none" w:sz="0" w:space="0" w:color="000000"/>
-              <w:left w:val="none" w:sz="0" w:space="0" w:color="000000"/>
-              <w:right w:val="none" w:sz="0" w:space="0" w:color="000000"/>
-            </w:tcBorders>
-            <w:shd w:val="clear" w:color="auto" w:fill="FFFFFF"/>
-            <w:tcMar>
-              <w:top w:w="0" w:type="dxa"/>
-              <w:bottom w:w="0" w:type="dxa"/>
-              <w:left w:w="0" w:type="dxa"/>
-              <w:right w:w="0" w:type="dxa"/>
-            </w:tcMar>
-            <w:vAlign w:val="center"/>
-          </w:tcPr>
-          <w:p>
-            <w:pPr>
-              <w:pStyle w:val="Normal"/>
-              <w:jc w:val="left"/>
-              <w:pBdr>
-                <w:bottom w:val="none" w:sz="0" w:space="0" w:color="000000"/>
-                <w:top w:val="none" w:sz="0" w:space="0" w:color="000000"/>
-                <w:left w:val="none" w:sz="0" w:space="0" w:color="000000"/>
-                <w:right w:val="none" w:sz="0" w:space="0" w:color="000000"/>
-              </w:pBdr>
-              <w:spacing w:after="100" w:before="100" w:line="240"/>
-              <w:ind w:left="100" w:right="100" w:firstLine="0" w:firstLineChars="0"/>
-              <w:rPr>
-                <w:rFonts w:ascii="Helvetica" w:hAnsi="Helvetica" w:eastAsia="Helvetica" w:cs="Helvetica"/>
-                <w:i w:val="false"/>
-                <w:b w:val="false"/>
-                <w:u w:val="none"/>
-                <w:strike w:val="false"/>
-                <w:sz w:val="22"/>
-                <w:szCs w:val="22"/>
-                <w:color w:val="000000"/>
-              </w:rPr>
-            </w:pPr>
-            <w:r>
-              <w:rPr>
-                <w:rFonts w:ascii="Helvetica" w:hAnsi="Helvetica" w:eastAsia="Helvetica" w:cs="Helvetica"/>
-                <w:i w:val="false"/>
-                <w:b w:val="false"/>
-                <w:u w:val="none"/>
-                <w:strike w:val="false"/>
-                <w:sz w:val="22"/>
-                <w:szCs w:val="22"/>
-                <w:color w:val="000000"/>
-              </w:rPr>
-              <w:t xml:space="preserve">0.63</w:t>
+              <w:t xml:space="preserve">0.03</w:t>
+            </w:r>
+          </w:p>
+        </w:tc>
+        <w:tc>
+          <w:tcPr>
+            <w:tcBorders>
+              <w:bottom w:val="none" w:sz="0" w:space="0" w:color="000000"/>
+              <w:top w:val="none" w:sz="0" w:space="0" w:color="000000"/>
+              <w:left w:val="none" w:sz="0" w:space="0" w:color="000000"/>
+              <w:right w:val="none" w:sz="0" w:space="0" w:color="000000"/>
+            </w:tcBorders>
+            <w:shd w:val="clear" w:color="auto" w:fill="FFFFFF"/>
+            <w:tcMar>
+              <w:top w:w="0" w:type="dxa"/>
+              <w:bottom w:w="0" w:type="dxa"/>
+              <w:left w:w="0" w:type="dxa"/>
+              <w:right w:w="0" w:type="dxa"/>
+            </w:tcMar>
+            <w:vAlign w:val="center"/>
+          </w:tcPr>
+          <w:p>
+            <w:pPr>
+              <w:pStyle w:val="Normal"/>
+              <w:jc w:val="left"/>
+              <w:pBdr>
+                <w:bottom w:val="none" w:sz="0" w:space="0" w:color="000000"/>
+                <w:top w:val="none" w:sz="0" w:space="0" w:color="000000"/>
+                <w:left w:val="none" w:sz="0" w:space="0" w:color="000000"/>
+                <w:right w:val="none" w:sz="0" w:space="0" w:color="000000"/>
+              </w:pBdr>
+              <w:spacing w:after="100" w:before="100" w:line="240"/>
+              <w:ind w:left="100" w:right="100" w:firstLine="0" w:firstLineChars="0"/>
+              <w:rPr>
+                <w:rFonts w:ascii="Helvetica" w:hAnsi="Helvetica" w:eastAsia="Helvetica" w:cs="Helvetica"/>
+                <w:i w:val="false"/>
+                <w:b w:val="false"/>
+                <w:u w:val="none"/>
+                <w:strike w:val="false"/>
+                <w:sz w:val="22"/>
+                <w:szCs w:val="22"/>
+                <w:color w:val="000000"/>
+              </w:rPr>
+            </w:pPr>
+            <w:r>
+              <w:rPr>
+                <w:rFonts w:ascii="Helvetica" w:hAnsi="Helvetica" w:eastAsia="Helvetica" w:cs="Helvetica"/>
+                <w:i w:val="false"/>
+                <w:b w:val="false"/>
+                <w:u w:val="none"/>
+                <w:strike w:val="false"/>
+                <w:sz w:val="22"/>
+                <w:szCs w:val="22"/>
+                <w:color w:val="000000"/>
+              </w:rPr>
+              <w:t xml:space="preserve">(-0.02, 0.08)</w:t>
+            </w:r>
+          </w:p>
+        </w:tc>
+        <w:tc>
+          <w:tcPr>
+            <w:tcBorders>
+              <w:bottom w:val="none" w:sz="0" w:space="0" w:color="000000"/>
+              <w:top w:val="none" w:sz="0" w:space="0" w:color="000000"/>
+              <w:left w:val="none" w:sz="0" w:space="0" w:color="000000"/>
+              <w:right w:val="none" w:sz="0" w:space="0" w:color="000000"/>
+            </w:tcBorders>
+            <w:shd w:val="clear" w:color="auto" w:fill="FFFFFF"/>
+            <w:tcMar>
+              <w:top w:w="0" w:type="dxa"/>
+              <w:bottom w:w="0" w:type="dxa"/>
+              <w:left w:w="0" w:type="dxa"/>
+              <w:right w:w="0" w:type="dxa"/>
+            </w:tcMar>
+            <w:vAlign w:val="center"/>
+          </w:tcPr>
+          <w:p>
+            <w:pPr>
+              <w:pStyle w:val="Normal"/>
+              <w:jc w:val="left"/>
+              <w:pBdr>
+                <w:bottom w:val="none" w:sz="0" w:space="0" w:color="000000"/>
+                <w:top w:val="none" w:sz="0" w:space="0" w:color="000000"/>
+                <w:left w:val="none" w:sz="0" w:space="0" w:color="000000"/>
+                <w:right w:val="none" w:sz="0" w:space="0" w:color="000000"/>
+              </w:pBdr>
+              <w:spacing w:after="100" w:before="100" w:line="240"/>
+              <w:ind w:left="100" w:right="100" w:firstLine="0" w:firstLineChars="0"/>
+              <w:rPr>
+                <w:rFonts w:ascii="Helvetica" w:hAnsi="Helvetica" w:eastAsia="Helvetica" w:cs="Helvetica"/>
+                <w:i w:val="false"/>
+                <w:b w:val="false"/>
+                <w:u w:val="none"/>
+                <w:strike w:val="false"/>
+                <w:sz w:val="22"/>
+                <w:szCs w:val="22"/>
+                <w:color w:val="000000"/>
+              </w:rPr>
+            </w:pPr>
+            <w:r>
+              <w:rPr>
+                <w:rFonts w:ascii="Helvetica" w:hAnsi="Helvetica" w:eastAsia="Helvetica" w:cs="Helvetica"/>
+                <w:i w:val="false"/>
+                <w:b w:val="false"/>
+                <w:u w:val="none"/>
+                <w:strike w:val="false"/>
+                <w:sz w:val="22"/>
+                <w:szCs w:val="22"/>
+                <w:color w:val="000000"/>
+              </w:rPr>
+              <w:t xml:space="preserve">0.22</w:t>
+            </w:r>
+          </w:p>
+        </w:tc>
+        <w:tc>
+          <w:tcPr>
+            <w:tcBorders>
+              <w:bottom w:val="none" w:sz="0" w:space="0" w:color="000000"/>
+              <w:top w:val="none" w:sz="0" w:space="0" w:color="000000"/>
+              <w:left w:val="none" w:sz="0" w:space="0" w:color="000000"/>
+              <w:right w:val="none" w:sz="0" w:space="0" w:color="000000"/>
+            </w:tcBorders>
+            <w:shd w:val="clear" w:color="auto" w:fill="FFFFFF"/>
+            <w:tcMar>
+              <w:top w:w="0" w:type="dxa"/>
+              <w:bottom w:w="0" w:type="dxa"/>
+              <w:left w:w="0" w:type="dxa"/>
+              <w:right w:w="0" w:type="dxa"/>
+            </w:tcMar>
+            <w:vAlign w:val="center"/>
+          </w:tcPr>
+          <w:p>
+            <w:pPr>
+              <w:pStyle w:val="Normal"/>
+              <w:jc w:val="left"/>
+              <w:pBdr>
+                <w:bottom w:val="none" w:sz="0" w:space="0" w:color="000000"/>
+                <w:top w:val="none" w:sz="0" w:space="0" w:color="000000"/>
+                <w:left w:val="none" w:sz="0" w:space="0" w:color="000000"/>
+                <w:right w:val="none" w:sz="0" w:space="0" w:color="000000"/>
+              </w:pBdr>
+              <w:spacing w:after="100" w:before="100" w:line="240"/>
+              <w:ind w:left="100" w:right="100" w:firstLine="0" w:firstLineChars="0"/>
+              <w:rPr>
+                <w:rFonts w:ascii="Helvetica" w:hAnsi="Helvetica" w:eastAsia="Helvetica" w:cs="Helvetica"/>
+                <w:i w:val="false"/>
+                <w:b w:val="false"/>
+                <w:u w:val="none"/>
+                <w:strike w:val="false"/>
+                <w:sz w:val="22"/>
+                <w:szCs w:val="22"/>
+                <w:color w:val="000000"/>
+              </w:rPr>
+            </w:pPr>
+            <w:r>
+              <w:rPr>
+                <w:rFonts w:ascii="Helvetica" w:hAnsi="Helvetica" w:eastAsia="Helvetica" w:cs="Helvetica"/>
+                <w:i w:val="false"/>
+                <w:b w:val="false"/>
+                <w:u w:val="none"/>
+                <w:strike w:val="false"/>
+                <w:sz w:val="22"/>
+                <w:szCs w:val="22"/>
+                <w:color w:val="000000"/>
+              </w:rPr>
+              <w:t xml:space="preserve">0.10+</w:t>
+            </w:r>
+          </w:p>
+        </w:tc>
+        <w:tc>
+          <w:tcPr>
+            <w:tcBorders>
+              <w:bottom w:val="none" w:sz="0" w:space="0" w:color="000000"/>
+              <w:top w:val="none" w:sz="0" w:space="0" w:color="000000"/>
+              <w:left w:val="none" w:sz="0" w:space="0" w:color="000000"/>
+              <w:right w:val="none" w:sz="0" w:space="0" w:color="000000"/>
+            </w:tcBorders>
+            <w:shd w:val="clear" w:color="auto" w:fill="FFFFFF"/>
+            <w:tcMar>
+              <w:top w:w="0" w:type="dxa"/>
+              <w:bottom w:w="0" w:type="dxa"/>
+              <w:left w:w="0" w:type="dxa"/>
+              <w:right w:w="0" w:type="dxa"/>
+            </w:tcMar>
+            <w:vAlign w:val="center"/>
+          </w:tcPr>
+          <w:p>
+            <w:pPr>
+              <w:pStyle w:val="Normal"/>
+              <w:jc w:val="left"/>
+              <w:pBdr>
+                <w:bottom w:val="none" w:sz="0" w:space="0" w:color="000000"/>
+                <w:top w:val="none" w:sz="0" w:space="0" w:color="000000"/>
+                <w:left w:val="none" w:sz="0" w:space="0" w:color="000000"/>
+                <w:right w:val="none" w:sz="0" w:space="0" w:color="000000"/>
+              </w:pBdr>
+              <w:spacing w:after="100" w:before="100" w:line="240"/>
+              <w:ind w:left="100" w:right="100" w:firstLine="0" w:firstLineChars="0"/>
+              <w:rPr>
+                <w:rFonts w:ascii="Helvetica" w:hAnsi="Helvetica" w:eastAsia="Helvetica" w:cs="Helvetica"/>
+                <w:i w:val="false"/>
+                <w:b w:val="false"/>
+                <w:u w:val="none"/>
+                <w:strike w:val="false"/>
+                <w:sz w:val="22"/>
+                <w:szCs w:val="22"/>
+                <w:color w:val="000000"/>
+              </w:rPr>
+            </w:pPr>
+            <w:r>
+              <w:rPr>
+                <w:rFonts w:ascii="Helvetica" w:hAnsi="Helvetica" w:eastAsia="Helvetica" w:cs="Helvetica"/>
+                <w:i w:val="false"/>
+                <w:b w:val="false"/>
+                <w:u w:val="none"/>
+                <w:strike w:val="false"/>
+                <w:sz w:val="22"/>
+                <w:szCs w:val="22"/>
+                <w:color w:val="000000"/>
+              </w:rPr>
+              <w:t xml:space="preserve">(-0.00, 0.21)</w:t>
+            </w:r>
+          </w:p>
+        </w:tc>
+        <w:tc>
+          <w:tcPr>
+            <w:tcBorders>
+              <w:bottom w:val="none" w:sz="0" w:space="0" w:color="000000"/>
+              <w:top w:val="none" w:sz="0" w:space="0" w:color="000000"/>
+              <w:left w:val="none" w:sz="0" w:space="0" w:color="000000"/>
+              <w:right w:val="none" w:sz="0" w:space="0" w:color="000000"/>
+            </w:tcBorders>
+            <w:shd w:val="clear" w:color="auto" w:fill="FFFFFF"/>
+            <w:tcMar>
+              <w:top w:w="0" w:type="dxa"/>
+              <w:bottom w:w="0" w:type="dxa"/>
+              <w:left w:w="0" w:type="dxa"/>
+              <w:right w:w="0" w:type="dxa"/>
+            </w:tcMar>
+            <w:vAlign w:val="center"/>
+          </w:tcPr>
+          <w:p>
+            <w:pPr>
+              <w:pStyle w:val="Normal"/>
+              <w:jc w:val="left"/>
+              <w:pBdr>
+                <w:bottom w:val="none" w:sz="0" w:space="0" w:color="000000"/>
+                <w:top w:val="none" w:sz="0" w:space="0" w:color="000000"/>
+                <w:left w:val="none" w:sz="0" w:space="0" w:color="000000"/>
+                <w:right w:val="none" w:sz="0" w:space="0" w:color="000000"/>
+              </w:pBdr>
+              <w:spacing w:after="100" w:before="100" w:line="240"/>
+              <w:ind w:left="100" w:right="100" w:firstLine="0" w:firstLineChars="0"/>
+              <w:rPr>
+                <w:rFonts w:ascii="Helvetica" w:hAnsi="Helvetica" w:eastAsia="Helvetica" w:cs="Helvetica"/>
+                <w:i w:val="false"/>
+                <w:b w:val="false"/>
+                <w:u w:val="none"/>
+                <w:strike w:val="false"/>
+                <w:sz w:val="22"/>
+                <w:szCs w:val="22"/>
+                <w:color w:val="000000"/>
+              </w:rPr>
+            </w:pPr>
+            <w:r>
+              <w:rPr>
+                <w:rFonts w:ascii="Helvetica" w:hAnsi="Helvetica" w:eastAsia="Helvetica" w:cs="Helvetica"/>
+                <w:i w:val="false"/>
+                <w:b w:val="false"/>
+                <w:u w:val="none"/>
+                <w:strike w:val="false"/>
+                <w:sz w:val="22"/>
+                <w:szCs w:val="22"/>
+                <w:color w:val="000000"/>
+              </w:rPr>
+              <w:t xml:space="preserve">0.05</w:t>
             </w:r>
           </w:p>
         </w:tc>
@@ -4669,6 +4669,1786 @@
         <w:tc>
           <w:tcPr>
             <w:tcBorders>
+              <w:bottom w:val="none" w:sz="0" w:space="0" w:color="000000"/>
+              <w:top w:val="none" w:sz="0" w:space="0" w:color="000000"/>
+              <w:left w:val="none" w:sz="0" w:space="0" w:color="000000"/>
+              <w:right w:val="none" w:sz="0" w:space="0" w:color="000000"/>
+            </w:tcBorders>
+            <w:shd w:val="clear" w:color="auto" w:fill="FFFFFF"/>
+            <w:tcMar>
+              <w:top w:w="0" w:type="dxa"/>
+              <w:bottom w:w="0" w:type="dxa"/>
+              <w:left w:w="0" w:type="dxa"/>
+              <w:right w:w="0" w:type="dxa"/>
+            </w:tcMar>
+            <w:vAlign w:val="center"/>
+          </w:tcPr>
+          <w:p>
+            <w:pPr>
+              <w:pStyle w:val="Normal"/>
+              <w:jc w:val="left"/>
+              <w:pBdr>
+                <w:bottom w:val="none" w:sz="0" w:space="0" w:color="000000"/>
+                <w:top w:val="none" w:sz="0" w:space="0" w:color="000000"/>
+                <w:left w:val="none" w:sz="0" w:space="0" w:color="000000"/>
+                <w:right w:val="none" w:sz="0" w:space="0" w:color="000000"/>
+              </w:pBdr>
+              <w:spacing w:after="100" w:before="100" w:line="240"/>
+              <w:ind w:left="100" w:right="100" w:firstLine="0" w:firstLineChars="0"/>
+              <w:rPr>
+                <w:rFonts w:ascii="Helvetica" w:hAnsi="Helvetica" w:eastAsia="Helvetica" w:cs="Helvetica"/>
+                <w:i w:val="false"/>
+                <w:b w:val="false"/>
+                <w:u w:val="none"/>
+                <w:strike w:val="false"/>
+                <w:sz w:val="22"/>
+                <w:szCs w:val="22"/>
+                <w:color w:val="000000"/>
+              </w:rPr>
+            </w:pPr>
+            <w:r>
+              <w:rPr>
+                <w:rFonts w:ascii="Helvetica" w:hAnsi="Helvetica" w:eastAsia="Helvetica" w:cs="Helvetica"/>
+                <w:i w:val="false"/>
+                <w:b w:val="false"/>
+                <w:u w:val="none"/>
+                <w:strike w:val="false"/>
+                <w:sz w:val="22"/>
+                <w:szCs w:val="22"/>
+                <w:color w:val="000000"/>
+              </w:rPr>
+              <w:t xml:space="preserve">Perceived cancer risk (std.) * non-Hispanic Black</w:t>
+            </w:r>
+          </w:p>
+        </w:tc>
+        <w:tc>
+          <w:tcPr>
+            <w:tcBorders>
+              <w:bottom w:val="none" w:sz="0" w:space="0" w:color="000000"/>
+              <w:top w:val="none" w:sz="0" w:space="0" w:color="000000"/>
+              <w:left w:val="none" w:sz="0" w:space="0" w:color="000000"/>
+              <w:right w:val="none" w:sz="0" w:space="0" w:color="000000"/>
+            </w:tcBorders>
+            <w:shd w:val="clear" w:color="auto" w:fill="FFFFFF"/>
+            <w:tcMar>
+              <w:top w:w="0" w:type="dxa"/>
+              <w:bottom w:w="0" w:type="dxa"/>
+              <w:left w:w="0" w:type="dxa"/>
+              <w:right w:w="0" w:type="dxa"/>
+            </w:tcMar>
+            <w:vAlign w:val="center"/>
+          </w:tcPr>
+          <w:p>
+            <w:pPr>
+              <w:pStyle w:val="Normal"/>
+              <w:jc w:val="left"/>
+              <w:pBdr>
+                <w:bottom w:val="none" w:sz="0" w:space="0" w:color="000000"/>
+                <w:top w:val="none" w:sz="0" w:space="0" w:color="000000"/>
+                <w:left w:val="none" w:sz="0" w:space="0" w:color="000000"/>
+                <w:right w:val="none" w:sz="0" w:space="0" w:color="000000"/>
+              </w:pBdr>
+              <w:spacing w:after="100" w:before="100" w:line="240"/>
+              <w:ind w:left="100" w:right="100" w:firstLine="0" w:firstLineChars="0"/>
+              <w:rPr>
+                <w:rFonts w:ascii="Helvetica" w:hAnsi="Helvetica" w:eastAsia="Helvetica" w:cs="Helvetica"/>
+                <w:i w:val="false"/>
+                <w:b w:val="false"/>
+                <w:u w:val="none"/>
+                <w:strike w:val="false"/>
+                <w:sz w:val="22"/>
+                <w:szCs w:val="22"/>
+                <w:color w:val="000000"/>
+              </w:rPr>
+            </w:pPr>
+            <w:r>
+              <w:rPr>
+                <w:rFonts w:ascii="Helvetica" w:hAnsi="Helvetica" w:eastAsia="Helvetica" w:cs="Helvetica"/>
+                <w:i w:val="false"/>
+                <w:b w:val="false"/>
+                <w:u w:val="none"/>
+                <w:strike w:val="false"/>
+                <w:sz w:val="22"/>
+                <w:szCs w:val="22"/>
+                <w:color w:val="000000"/>
+              </w:rPr>
+              <w:t xml:space="preserve">(7)</w:t>
+            </w:r>
+          </w:p>
+        </w:tc>
+        <w:tc>
+          <w:tcPr>
+            <w:tcBorders>
+              <w:bottom w:val="none" w:sz="0" w:space="0" w:color="000000"/>
+              <w:top w:val="none" w:sz="0" w:space="0" w:color="000000"/>
+              <w:left w:val="none" w:sz="0" w:space="0" w:color="000000"/>
+              <w:right w:val="none" w:sz="0" w:space="0" w:color="000000"/>
+            </w:tcBorders>
+            <w:shd w:val="clear" w:color="auto" w:fill="FFFFFF"/>
+            <w:tcMar>
+              <w:top w:w="0" w:type="dxa"/>
+              <w:bottom w:w="0" w:type="dxa"/>
+              <w:left w:w="0" w:type="dxa"/>
+              <w:right w:w="0" w:type="dxa"/>
+            </w:tcMar>
+            <w:vAlign w:val="center"/>
+          </w:tcPr>
+          <w:p>
+            <w:pPr>
+              <w:pStyle w:val="Normal"/>
+              <w:jc w:val="left"/>
+              <w:pBdr>
+                <w:bottom w:val="none" w:sz="0" w:space="0" w:color="000000"/>
+                <w:top w:val="none" w:sz="0" w:space="0" w:color="000000"/>
+                <w:left w:val="none" w:sz="0" w:space="0" w:color="000000"/>
+                <w:right w:val="none" w:sz="0" w:space="0" w:color="000000"/>
+              </w:pBdr>
+              <w:spacing w:after="100" w:before="100" w:line="240"/>
+              <w:ind w:left="100" w:right="100" w:firstLine="0" w:firstLineChars="0"/>
+              <w:rPr>
+                <w:rFonts w:ascii="Helvetica" w:hAnsi="Helvetica" w:eastAsia="Helvetica" w:cs="Helvetica"/>
+                <w:i w:val="false"/>
+                <w:b w:val="false"/>
+                <w:u w:val="none"/>
+                <w:strike w:val="false"/>
+                <w:sz w:val="22"/>
+                <w:szCs w:val="22"/>
+                <w:color w:val="000000"/>
+              </w:rPr>
+            </w:pPr>
+            <w:r>
+              <w:rPr>
+                <w:rFonts w:ascii="Helvetica" w:hAnsi="Helvetica" w:eastAsia="Helvetica" w:cs="Helvetica"/>
+                <w:i w:val="false"/>
+                <w:b w:val="false"/>
+                <w:u w:val="none"/>
+                <w:strike w:val="false"/>
+                <w:sz w:val="22"/>
+                <w:szCs w:val="22"/>
+                <w:color w:val="000000"/>
+              </w:rPr>
+              <w:t xml:space="preserve">0.03</w:t>
+            </w:r>
+          </w:p>
+        </w:tc>
+        <w:tc>
+          <w:tcPr>
+            <w:tcBorders>
+              <w:bottom w:val="none" w:sz="0" w:space="0" w:color="000000"/>
+              <w:top w:val="none" w:sz="0" w:space="0" w:color="000000"/>
+              <w:left w:val="none" w:sz="0" w:space="0" w:color="000000"/>
+              <w:right w:val="none" w:sz="0" w:space="0" w:color="000000"/>
+            </w:tcBorders>
+            <w:shd w:val="clear" w:color="auto" w:fill="FFFFFF"/>
+            <w:tcMar>
+              <w:top w:w="0" w:type="dxa"/>
+              <w:bottom w:w="0" w:type="dxa"/>
+              <w:left w:w="0" w:type="dxa"/>
+              <w:right w:w="0" w:type="dxa"/>
+            </w:tcMar>
+            <w:vAlign w:val="center"/>
+          </w:tcPr>
+          <w:p>
+            <w:pPr>
+              <w:pStyle w:val="Normal"/>
+              <w:jc w:val="left"/>
+              <w:pBdr>
+                <w:bottom w:val="none" w:sz="0" w:space="0" w:color="000000"/>
+                <w:top w:val="none" w:sz="0" w:space="0" w:color="000000"/>
+                <w:left w:val="none" w:sz="0" w:space="0" w:color="000000"/>
+                <w:right w:val="none" w:sz="0" w:space="0" w:color="000000"/>
+              </w:pBdr>
+              <w:spacing w:after="100" w:before="100" w:line="240"/>
+              <w:ind w:left="100" w:right="100" w:firstLine="0" w:firstLineChars="0"/>
+              <w:rPr>
+                <w:rFonts w:ascii="Helvetica" w:hAnsi="Helvetica" w:eastAsia="Helvetica" w:cs="Helvetica"/>
+                <w:i w:val="false"/>
+                <w:b w:val="false"/>
+                <w:u w:val="none"/>
+                <w:strike w:val="false"/>
+                <w:sz w:val="22"/>
+                <w:szCs w:val="22"/>
+                <w:color w:val="000000"/>
+              </w:rPr>
+            </w:pPr>
+            <w:r>
+              <w:rPr>
+                <w:rFonts w:ascii="Helvetica" w:hAnsi="Helvetica" w:eastAsia="Helvetica" w:cs="Helvetica"/>
+                <w:i w:val="false"/>
+                <w:b w:val="false"/>
+                <w:u w:val="none"/>
+                <w:strike w:val="false"/>
+                <w:sz w:val="22"/>
+                <w:szCs w:val="22"/>
+                <w:color w:val="000000"/>
+              </w:rPr>
+              <w:t xml:space="preserve">(-0.02, 0.08)</w:t>
+            </w:r>
+          </w:p>
+        </w:tc>
+        <w:tc>
+          <w:tcPr>
+            <w:tcBorders>
+              <w:bottom w:val="none" w:sz="0" w:space="0" w:color="000000"/>
+              <w:top w:val="none" w:sz="0" w:space="0" w:color="000000"/>
+              <w:left w:val="none" w:sz="0" w:space="0" w:color="000000"/>
+              <w:right w:val="none" w:sz="0" w:space="0" w:color="000000"/>
+            </w:tcBorders>
+            <w:shd w:val="clear" w:color="auto" w:fill="FFFFFF"/>
+            <w:tcMar>
+              <w:top w:w="0" w:type="dxa"/>
+              <w:bottom w:w="0" w:type="dxa"/>
+              <w:left w:w="0" w:type="dxa"/>
+              <w:right w:w="0" w:type="dxa"/>
+            </w:tcMar>
+            <w:vAlign w:val="center"/>
+          </w:tcPr>
+          <w:p>
+            <w:pPr>
+              <w:pStyle w:val="Normal"/>
+              <w:jc w:val="left"/>
+              <w:pBdr>
+                <w:bottom w:val="none" w:sz="0" w:space="0" w:color="000000"/>
+                <w:top w:val="none" w:sz="0" w:space="0" w:color="000000"/>
+                <w:left w:val="none" w:sz="0" w:space="0" w:color="000000"/>
+                <w:right w:val="none" w:sz="0" w:space="0" w:color="000000"/>
+              </w:pBdr>
+              <w:spacing w:after="100" w:before="100" w:line="240"/>
+              <w:ind w:left="100" w:right="100" w:firstLine="0" w:firstLineChars="0"/>
+              <w:rPr>
+                <w:rFonts w:ascii="Helvetica" w:hAnsi="Helvetica" w:eastAsia="Helvetica" w:cs="Helvetica"/>
+                <w:i w:val="false"/>
+                <w:b w:val="false"/>
+                <w:u w:val="none"/>
+                <w:strike w:val="false"/>
+                <w:sz w:val="22"/>
+                <w:szCs w:val="22"/>
+                <w:color w:val="000000"/>
+              </w:rPr>
+            </w:pPr>
+            <w:r>
+              <w:rPr>
+                <w:rFonts w:ascii="Helvetica" w:hAnsi="Helvetica" w:eastAsia="Helvetica" w:cs="Helvetica"/>
+                <w:i w:val="false"/>
+                <w:b w:val="false"/>
+                <w:u w:val="none"/>
+                <w:strike w:val="false"/>
+                <w:sz w:val="22"/>
+                <w:szCs w:val="22"/>
+                <w:color w:val="000000"/>
+              </w:rPr>
+              <w:t xml:space="preserve">0.22</w:t>
+            </w:r>
+          </w:p>
+        </w:tc>
+        <w:tc>
+          <w:tcPr>
+            <w:tcBorders>
+              <w:bottom w:val="none" w:sz="0" w:space="0" w:color="000000"/>
+              <w:top w:val="none" w:sz="0" w:space="0" w:color="000000"/>
+              <w:left w:val="none" w:sz="0" w:space="0" w:color="000000"/>
+              <w:right w:val="none" w:sz="0" w:space="0" w:color="000000"/>
+            </w:tcBorders>
+            <w:shd w:val="clear" w:color="auto" w:fill="FFFFFF"/>
+            <w:tcMar>
+              <w:top w:w="0" w:type="dxa"/>
+              <w:bottom w:w="0" w:type="dxa"/>
+              <w:left w:w="0" w:type="dxa"/>
+              <w:right w:w="0" w:type="dxa"/>
+            </w:tcMar>
+            <w:vAlign w:val="center"/>
+          </w:tcPr>
+          <w:p>
+            <w:pPr>
+              <w:pStyle w:val="Normal"/>
+              <w:jc w:val="left"/>
+              <w:pBdr>
+                <w:bottom w:val="none" w:sz="0" w:space="0" w:color="000000"/>
+                <w:top w:val="none" w:sz="0" w:space="0" w:color="000000"/>
+                <w:left w:val="none" w:sz="0" w:space="0" w:color="000000"/>
+                <w:right w:val="none" w:sz="0" w:space="0" w:color="000000"/>
+              </w:pBdr>
+              <w:spacing w:after="100" w:before="100" w:line="240"/>
+              <w:ind w:left="100" w:right="100" w:firstLine="0" w:firstLineChars="0"/>
+              <w:rPr>
+                <w:rFonts w:ascii="Helvetica" w:hAnsi="Helvetica" w:eastAsia="Helvetica" w:cs="Helvetica"/>
+                <w:i w:val="false"/>
+                <w:b w:val="false"/>
+                <w:u w:val="none"/>
+                <w:strike w:val="false"/>
+                <w:sz w:val="22"/>
+                <w:szCs w:val="22"/>
+                <w:color w:val="000000"/>
+              </w:rPr>
+            </w:pPr>
+            <w:r>
+              <w:rPr>
+                <w:rFonts w:ascii="Helvetica" w:hAnsi="Helvetica" w:eastAsia="Helvetica" w:cs="Helvetica"/>
+                <w:i w:val="false"/>
+                <w:b w:val="false"/>
+                <w:u w:val="none"/>
+                <w:strike w:val="false"/>
+                <w:sz w:val="22"/>
+                <w:szCs w:val="22"/>
+                <w:color w:val="000000"/>
+              </w:rPr>
+              <w:t xml:space="preserve">0.10+</w:t>
+            </w:r>
+          </w:p>
+        </w:tc>
+        <w:tc>
+          <w:tcPr>
+            <w:tcBorders>
+              <w:bottom w:val="none" w:sz="0" w:space="0" w:color="000000"/>
+              <w:top w:val="none" w:sz="0" w:space="0" w:color="000000"/>
+              <w:left w:val="none" w:sz="0" w:space="0" w:color="000000"/>
+              <w:right w:val="none" w:sz="0" w:space="0" w:color="000000"/>
+            </w:tcBorders>
+            <w:shd w:val="clear" w:color="auto" w:fill="FFFFFF"/>
+            <w:tcMar>
+              <w:top w:w="0" w:type="dxa"/>
+              <w:bottom w:w="0" w:type="dxa"/>
+              <w:left w:w="0" w:type="dxa"/>
+              <w:right w:w="0" w:type="dxa"/>
+            </w:tcMar>
+            <w:vAlign w:val="center"/>
+          </w:tcPr>
+          <w:p>
+            <w:pPr>
+              <w:pStyle w:val="Normal"/>
+              <w:jc w:val="left"/>
+              <w:pBdr>
+                <w:bottom w:val="none" w:sz="0" w:space="0" w:color="000000"/>
+                <w:top w:val="none" w:sz="0" w:space="0" w:color="000000"/>
+                <w:left w:val="none" w:sz="0" w:space="0" w:color="000000"/>
+                <w:right w:val="none" w:sz="0" w:space="0" w:color="000000"/>
+              </w:pBdr>
+              <w:spacing w:after="100" w:before="100" w:line="240"/>
+              <w:ind w:left="100" w:right="100" w:firstLine="0" w:firstLineChars="0"/>
+              <w:rPr>
+                <w:rFonts w:ascii="Helvetica" w:hAnsi="Helvetica" w:eastAsia="Helvetica" w:cs="Helvetica"/>
+                <w:i w:val="false"/>
+                <w:b w:val="false"/>
+                <w:u w:val="none"/>
+                <w:strike w:val="false"/>
+                <w:sz w:val="22"/>
+                <w:szCs w:val="22"/>
+                <w:color w:val="000000"/>
+              </w:rPr>
+            </w:pPr>
+            <w:r>
+              <w:rPr>
+                <w:rFonts w:ascii="Helvetica" w:hAnsi="Helvetica" w:eastAsia="Helvetica" w:cs="Helvetica"/>
+                <w:i w:val="false"/>
+                <w:b w:val="false"/>
+                <w:u w:val="none"/>
+                <w:strike w:val="false"/>
+                <w:sz w:val="22"/>
+                <w:szCs w:val="22"/>
+                <w:color w:val="000000"/>
+              </w:rPr>
+              <w:t xml:space="preserve">(-0.00, 0.21)</w:t>
+            </w:r>
+          </w:p>
+        </w:tc>
+        <w:tc>
+          <w:tcPr>
+            <w:tcBorders>
+              <w:bottom w:val="none" w:sz="0" w:space="0" w:color="000000"/>
+              <w:top w:val="none" w:sz="0" w:space="0" w:color="000000"/>
+              <w:left w:val="none" w:sz="0" w:space="0" w:color="000000"/>
+              <w:right w:val="none" w:sz="0" w:space="0" w:color="000000"/>
+            </w:tcBorders>
+            <w:shd w:val="clear" w:color="auto" w:fill="FFFFFF"/>
+            <w:tcMar>
+              <w:top w:w="0" w:type="dxa"/>
+              <w:bottom w:w="0" w:type="dxa"/>
+              <w:left w:w="0" w:type="dxa"/>
+              <w:right w:w="0" w:type="dxa"/>
+            </w:tcMar>
+            <w:vAlign w:val="center"/>
+          </w:tcPr>
+          <w:p>
+            <w:pPr>
+              <w:pStyle w:val="Normal"/>
+              <w:jc w:val="left"/>
+              <w:pBdr>
+                <w:bottom w:val="none" w:sz="0" w:space="0" w:color="000000"/>
+                <w:top w:val="none" w:sz="0" w:space="0" w:color="000000"/>
+                <w:left w:val="none" w:sz="0" w:space="0" w:color="000000"/>
+                <w:right w:val="none" w:sz="0" w:space="0" w:color="000000"/>
+              </w:pBdr>
+              <w:spacing w:after="100" w:before="100" w:line="240"/>
+              <w:ind w:left="100" w:right="100" w:firstLine="0" w:firstLineChars="0"/>
+              <w:rPr>
+                <w:rFonts w:ascii="Helvetica" w:hAnsi="Helvetica" w:eastAsia="Helvetica" w:cs="Helvetica"/>
+                <w:i w:val="false"/>
+                <w:b w:val="false"/>
+                <w:u w:val="none"/>
+                <w:strike w:val="false"/>
+                <w:sz w:val="22"/>
+                <w:szCs w:val="22"/>
+                <w:color w:val="000000"/>
+              </w:rPr>
+            </w:pPr>
+            <w:r>
+              <w:rPr>
+                <w:rFonts w:ascii="Helvetica" w:hAnsi="Helvetica" w:eastAsia="Helvetica" w:cs="Helvetica"/>
+                <w:i w:val="false"/>
+                <w:b w:val="false"/>
+                <w:u w:val="none"/>
+                <w:strike w:val="false"/>
+                <w:sz w:val="22"/>
+                <w:szCs w:val="22"/>
+                <w:color w:val="000000"/>
+              </w:rPr>
+              <w:t xml:space="preserve">0.05</w:t>
+            </w:r>
+          </w:p>
+        </w:tc>
+      </w:tr>
+      <w:tr>
+        <w:trPr>
+          <w:trHeight w:val="360" w:hRule="auto"/>
+        </w:trPr>
+        <w:tc>
+          <w:tcPr>
+            <w:tcBorders>
+              <w:bottom w:val="none" w:sz="0" w:space="0" w:color="000000"/>
+              <w:top w:val="none" w:sz="0" w:space="0" w:color="000000"/>
+              <w:left w:val="none" w:sz="0" w:space="0" w:color="000000"/>
+              <w:right w:val="none" w:sz="0" w:space="0" w:color="000000"/>
+            </w:tcBorders>
+            <w:shd w:val="clear" w:color="auto" w:fill="FFFFFF"/>
+            <w:tcMar>
+              <w:top w:w="0" w:type="dxa"/>
+              <w:bottom w:w="0" w:type="dxa"/>
+              <w:left w:w="0" w:type="dxa"/>
+              <w:right w:w="0" w:type="dxa"/>
+            </w:tcMar>
+            <w:vAlign w:val="center"/>
+          </w:tcPr>
+          <w:p>
+            <w:pPr>
+              <w:pStyle w:val="Normal"/>
+              <w:jc w:val="left"/>
+              <w:pBdr>
+                <w:bottom w:val="none" w:sz="0" w:space="0" w:color="000000"/>
+                <w:top w:val="none" w:sz="0" w:space="0" w:color="000000"/>
+                <w:left w:val="none" w:sz="0" w:space="0" w:color="000000"/>
+                <w:right w:val="none" w:sz="0" w:space="0" w:color="000000"/>
+              </w:pBdr>
+              <w:spacing w:after="100" w:before="100" w:line="240"/>
+              <w:ind w:left="100" w:right="100" w:firstLine="0" w:firstLineChars="0"/>
+              <w:rPr>
+                <w:rFonts w:ascii="Helvetica" w:hAnsi="Helvetica" w:eastAsia="Helvetica" w:cs="Helvetica"/>
+                <w:i w:val="false"/>
+                <w:b w:val="false"/>
+                <w:u w:val="none"/>
+                <w:strike w:val="false"/>
+                <w:sz w:val="22"/>
+                <w:szCs w:val="22"/>
+                <w:color w:val="000000"/>
+              </w:rPr>
+            </w:pPr>
+            <w:r>
+              <w:rPr>
+                <w:rFonts w:ascii="Helvetica" w:hAnsi="Helvetica" w:eastAsia="Helvetica" w:cs="Helvetica"/>
+                <w:i w:val="false"/>
+                <w:b w:val="false"/>
+                <w:u w:val="none"/>
+                <w:strike w:val="false"/>
+                <w:sz w:val="22"/>
+                <w:szCs w:val="22"/>
+                <w:color w:val="000000"/>
+              </w:rPr>
+              <w:t xml:space="preserve">Perceived cancer risk (std.) * Hispanic</w:t>
+            </w:r>
+          </w:p>
+        </w:tc>
+        <w:tc>
+          <w:tcPr>
+            <w:tcBorders>
+              <w:bottom w:val="none" w:sz="0" w:space="0" w:color="000000"/>
+              <w:top w:val="none" w:sz="0" w:space="0" w:color="000000"/>
+              <w:left w:val="none" w:sz="0" w:space="0" w:color="000000"/>
+              <w:right w:val="none" w:sz="0" w:space="0" w:color="000000"/>
+            </w:tcBorders>
+            <w:shd w:val="clear" w:color="auto" w:fill="FFFFFF"/>
+            <w:tcMar>
+              <w:top w:w="0" w:type="dxa"/>
+              <w:bottom w:w="0" w:type="dxa"/>
+              <w:left w:w="0" w:type="dxa"/>
+              <w:right w:w="0" w:type="dxa"/>
+            </w:tcMar>
+            <w:vAlign w:val="center"/>
+          </w:tcPr>
+          <w:p>
+            <w:pPr>
+              <w:pStyle w:val="Normal"/>
+              <w:jc w:val="left"/>
+              <w:pBdr>
+                <w:bottom w:val="none" w:sz="0" w:space="0" w:color="000000"/>
+                <w:top w:val="none" w:sz="0" w:space="0" w:color="000000"/>
+                <w:left w:val="none" w:sz="0" w:space="0" w:color="000000"/>
+                <w:right w:val="none" w:sz="0" w:space="0" w:color="000000"/>
+              </w:pBdr>
+              <w:spacing w:after="100" w:before="100" w:line="240"/>
+              <w:ind w:left="100" w:right="100" w:firstLine="0" w:firstLineChars="0"/>
+              <w:rPr>
+                <w:rFonts w:ascii="Helvetica" w:hAnsi="Helvetica" w:eastAsia="Helvetica" w:cs="Helvetica"/>
+                <w:i w:val="false"/>
+                <w:b w:val="false"/>
+                <w:u w:val="none"/>
+                <w:strike w:val="false"/>
+                <w:sz w:val="22"/>
+                <w:szCs w:val="22"/>
+                <w:color w:val="000000"/>
+              </w:rPr>
+            </w:pPr>
+            <w:r>
+              <w:rPr>
+                <w:rFonts w:ascii="Helvetica" w:hAnsi="Helvetica" w:eastAsia="Helvetica" w:cs="Helvetica"/>
+                <w:i w:val="false"/>
+                <w:b w:val="false"/>
+                <w:u w:val="none"/>
+                <w:strike w:val="false"/>
+                <w:sz w:val="22"/>
+                <w:szCs w:val="22"/>
+                <w:color w:val="000000"/>
+              </w:rPr>
+              <w:t xml:space="preserve">6</w:t>
+            </w:r>
+          </w:p>
+        </w:tc>
+        <w:tc>
+          <w:tcPr>
+            <w:tcBorders>
+              <w:bottom w:val="none" w:sz="0" w:space="0" w:color="000000"/>
+              <w:top w:val="none" w:sz="0" w:space="0" w:color="000000"/>
+              <w:left w:val="none" w:sz="0" w:space="0" w:color="000000"/>
+              <w:right w:val="none" w:sz="0" w:space="0" w:color="000000"/>
+            </w:tcBorders>
+            <w:shd w:val="clear" w:color="auto" w:fill="FFFFFF"/>
+            <w:tcMar>
+              <w:top w:w="0" w:type="dxa"/>
+              <w:bottom w:w="0" w:type="dxa"/>
+              <w:left w:w="0" w:type="dxa"/>
+              <w:right w:w="0" w:type="dxa"/>
+            </w:tcMar>
+            <w:vAlign w:val="center"/>
+          </w:tcPr>
+          <w:p>
+            <w:pPr>
+              <w:pStyle w:val="Normal"/>
+              <w:jc w:val="left"/>
+              <w:pBdr>
+                <w:bottom w:val="none" w:sz="0" w:space="0" w:color="000000"/>
+                <w:top w:val="none" w:sz="0" w:space="0" w:color="000000"/>
+                <w:left w:val="none" w:sz="0" w:space="0" w:color="000000"/>
+                <w:right w:val="none" w:sz="0" w:space="0" w:color="000000"/>
+              </w:pBdr>
+              <w:spacing w:after="100" w:before="100" w:line="240"/>
+              <w:ind w:left="100" w:right="100" w:firstLine="0" w:firstLineChars="0"/>
+              <w:rPr>
+                <w:rFonts w:ascii="Helvetica" w:hAnsi="Helvetica" w:eastAsia="Helvetica" w:cs="Helvetica"/>
+                <w:i w:val="false"/>
+                <w:b w:val="false"/>
+                <w:u w:val="none"/>
+                <w:strike w:val="false"/>
+                <w:sz w:val="22"/>
+                <w:szCs w:val="22"/>
+                <w:color w:val="000000"/>
+              </w:rPr>
+            </w:pPr>
+            <w:r>
+              <w:rPr>
+                <w:rFonts w:ascii="Helvetica" w:hAnsi="Helvetica" w:eastAsia="Helvetica" w:cs="Helvetica"/>
+                <w:i w:val="false"/>
+                <w:b w:val="false"/>
+                <w:u w:val="none"/>
+                <w:strike w:val="false"/>
+                <w:sz w:val="22"/>
+                <w:szCs w:val="22"/>
+                <w:color w:val="000000"/>
+              </w:rPr>
+              <w:t xml:space="preserve">-0.02</w:t>
+            </w:r>
+          </w:p>
+        </w:tc>
+        <w:tc>
+          <w:tcPr>
+            <w:tcBorders>
+              <w:bottom w:val="none" w:sz="0" w:space="0" w:color="000000"/>
+              <w:top w:val="none" w:sz="0" w:space="0" w:color="000000"/>
+              <w:left w:val="none" w:sz="0" w:space="0" w:color="000000"/>
+              <w:right w:val="none" w:sz="0" w:space="0" w:color="000000"/>
+            </w:tcBorders>
+            <w:shd w:val="clear" w:color="auto" w:fill="FFFFFF"/>
+            <w:tcMar>
+              <w:top w:w="0" w:type="dxa"/>
+              <w:bottom w:w="0" w:type="dxa"/>
+              <w:left w:w="0" w:type="dxa"/>
+              <w:right w:w="0" w:type="dxa"/>
+            </w:tcMar>
+            <w:vAlign w:val="center"/>
+          </w:tcPr>
+          <w:p>
+            <w:pPr>
+              <w:pStyle w:val="Normal"/>
+              <w:jc w:val="left"/>
+              <w:pBdr>
+                <w:bottom w:val="none" w:sz="0" w:space="0" w:color="000000"/>
+                <w:top w:val="none" w:sz="0" w:space="0" w:color="000000"/>
+                <w:left w:val="none" w:sz="0" w:space="0" w:color="000000"/>
+                <w:right w:val="none" w:sz="0" w:space="0" w:color="000000"/>
+              </w:pBdr>
+              <w:spacing w:after="100" w:before="100" w:line="240"/>
+              <w:ind w:left="100" w:right="100" w:firstLine="0" w:firstLineChars="0"/>
+              <w:rPr>
+                <w:rFonts w:ascii="Helvetica" w:hAnsi="Helvetica" w:eastAsia="Helvetica" w:cs="Helvetica"/>
+                <w:i w:val="false"/>
+                <w:b w:val="false"/>
+                <w:u w:val="none"/>
+                <w:strike w:val="false"/>
+                <w:sz w:val="22"/>
+                <w:szCs w:val="22"/>
+                <w:color w:val="000000"/>
+              </w:rPr>
+            </w:pPr>
+            <w:r>
+              <w:rPr>
+                <w:rFonts w:ascii="Helvetica" w:hAnsi="Helvetica" w:eastAsia="Helvetica" w:cs="Helvetica"/>
+                <w:i w:val="false"/>
+                <w:b w:val="false"/>
+                <w:u w:val="none"/>
+                <w:strike w:val="false"/>
+                <w:sz w:val="22"/>
+                <w:szCs w:val="22"/>
+                <w:color w:val="000000"/>
+              </w:rPr>
+              <w:t xml:space="preserve">(-0.17, 0.13)</w:t>
+            </w:r>
+          </w:p>
+        </w:tc>
+        <w:tc>
+          <w:tcPr>
+            <w:tcBorders>
+              <w:bottom w:val="none" w:sz="0" w:space="0" w:color="000000"/>
+              <w:top w:val="none" w:sz="0" w:space="0" w:color="000000"/>
+              <w:left w:val="none" w:sz="0" w:space="0" w:color="000000"/>
+              <w:right w:val="none" w:sz="0" w:space="0" w:color="000000"/>
+            </w:tcBorders>
+            <w:shd w:val="clear" w:color="auto" w:fill="FFFFFF"/>
+            <w:tcMar>
+              <w:top w:w="0" w:type="dxa"/>
+              <w:bottom w:w="0" w:type="dxa"/>
+              <w:left w:w="0" w:type="dxa"/>
+              <w:right w:w="0" w:type="dxa"/>
+            </w:tcMar>
+            <w:vAlign w:val="center"/>
+          </w:tcPr>
+          <w:p>
+            <w:pPr>
+              <w:pStyle w:val="Normal"/>
+              <w:jc w:val="left"/>
+              <w:pBdr>
+                <w:bottom w:val="none" w:sz="0" w:space="0" w:color="000000"/>
+                <w:top w:val="none" w:sz="0" w:space="0" w:color="000000"/>
+                <w:left w:val="none" w:sz="0" w:space="0" w:color="000000"/>
+                <w:right w:val="none" w:sz="0" w:space="0" w:color="000000"/>
+              </w:pBdr>
+              <w:spacing w:after="100" w:before="100" w:line="240"/>
+              <w:ind w:left="100" w:right="100" w:firstLine="0" w:firstLineChars="0"/>
+              <w:rPr>
+                <w:rFonts w:ascii="Helvetica" w:hAnsi="Helvetica" w:eastAsia="Helvetica" w:cs="Helvetica"/>
+                <w:i w:val="false"/>
+                <w:b w:val="false"/>
+                <w:u w:val="none"/>
+                <w:strike w:val="false"/>
+                <w:sz w:val="22"/>
+                <w:szCs w:val="22"/>
+                <w:color w:val="000000"/>
+              </w:rPr>
+            </w:pPr>
+            <w:r>
+              <w:rPr>
+                <w:rFonts w:ascii="Helvetica" w:hAnsi="Helvetica" w:eastAsia="Helvetica" w:cs="Helvetica"/>
+                <w:i w:val="false"/>
+                <w:b w:val="false"/>
+                <w:u w:val="none"/>
+                <w:strike w:val="false"/>
+                <w:sz w:val="22"/>
+                <w:szCs w:val="22"/>
+                <w:color w:val="000000"/>
+              </w:rPr>
+              <w:t xml:space="preserve">0.78</w:t>
+            </w:r>
+          </w:p>
+        </w:tc>
+        <w:tc>
+          <w:tcPr>
+            <w:tcBorders>
+              <w:bottom w:val="none" w:sz="0" w:space="0" w:color="000000"/>
+              <w:top w:val="none" w:sz="0" w:space="0" w:color="000000"/>
+              <w:left w:val="none" w:sz="0" w:space="0" w:color="000000"/>
+              <w:right w:val="none" w:sz="0" w:space="0" w:color="000000"/>
+            </w:tcBorders>
+            <w:shd w:val="clear" w:color="auto" w:fill="FFFFFF"/>
+            <w:tcMar>
+              <w:top w:w="0" w:type="dxa"/>
+              <w:bottom w:w="0" w:type="dxa"/>
+              <w:left w:w="0" w:type="dxa"/>
+              <w:right w:w="0" w:type="dxa"/>
+            </w:tcMar>
+            <w:vAlign w:val="center"/>
+          </w:tcPr>
+          <w:p>
+            <w:pPr>
+              <w:pStyle w:val="Normal"/>
+              <w:jc w:val="left"/>
+              <w:pBdr>
+                <w:bottom w:val="none" w:sz="0" w:space="0" w:color="000000"/>
+                <w:top w:val="none" w:sz="0" w:space="0" w:color="000000"/>
+                <w:left w:val="none" w:sz="0" w:space="0" w:color="000000"/>
+                <w:right w:val="none" w:sz="0" w:space="0" w:color="000000"/>
+              </w:pBdr>
+              <w:spacing w:after="100" w:before="100" w:line="240"/>
+              <w:ind w:left="100" w:right="100" w:firstLine="0" w:firstLineChars="0"/>
+              <w:rPr>
+                <w:rFonts w:ascii="Helvetica" w:hAnsi="Helvetica" w:eastAsia="Helvetica" w:cs="Helvetica"/>
+                <w:i w:val="false"/>
+                <w:b w:val="false"/>
+                <w:u w:val="none"/>
+                <w:strike w:val="false"/>
+                <w:sz w:val="22"/>
+                <w:szCs w:val="22"/>
+                <w:color w:val="000000"/>
+              </w:rPr>
+            </w:pPr>
+            <w:r>
+              <w:rPr>
+                <w:rFonts w:ascii="Helvetica" w:hAnsi="Helvetica" w:eastAsia="Helvetica" w:cs="Helvetica"/>
+                <w:i w:val="false"/>
+                <w:b w:val="false"/>
+                <w:u w:val="none"/>
+                <w:strike w:val="false"/>
+                <w:sz w:val="22"/>
+                <w:szCs w:val="22"/>
+                <w:color w:val="000000"/>
+              </w:rPr>
+              <w:t xml:space="preserve">-0.07</w:t>
+            </w:r>
+          </w:p>
+        </w:tc>
+        <w:tc>
+          <w:tcPr>
+            <w:tcBorders>
+              <w:bottom w:val="none" w:sz="0" w:space="0" w:color="000000"/>
+              <w:top w:val="none" w:sz="0" w:space="0" w:color="000000"/>
+              <w:left w:val="none" w:sz="0" w:space="0" w:color="000000"/>
+              <w:right w:val="none" w:sz="0" w:space="0" w:color="000000"/>
+            </w:tcBorders>
+            <w:shd w:val="clear" w:color="auto" w:fill="FFFFFF"/>
+            <w:tcMar>
+              <w:top w:w="0" w:type="dxa"/>
+              <w:bottom w:w="0" w:type="dxa"/>
+              <w:left w:w="0" w:type="dxa"/>
+              <w:right w:w="0" w:type="dxa"/>
+            </w:tcMar>
+            <w:vAlign w:val="center"/>
+          </w:tcPr>
+          <w:p>
+            <w:pPr>
+              <w:pStyle w:val="Normal"/>
+              <w:jc w:val="left"/>
+              <w:pBdr>
+                <w:bottom w:val="none" w:sz="0" w:space="0" w:color="000000"/>
+                <w:top w:val="none" w:sz="0" w:space="0" w:color="000000"/>
+                <w:left w:val="none" w:sz="0" w:space="0" w:color="000000"/>
+                <w:right w:val="none" w:sz="0" w:space="0" w:color="000000"/>
+              </w:pBdr>
+              <w:spacing w:after="100" w:before="100" w:line="240"/>
+              <w:ind w:left="100" w:right="100" w:firstLine="0" w:firstLineChars="0"/>
+              <w:rPr>
+                <w:rFonts w:ascii="Helvetica" w:hAnsi="Helvetica" w:eastAsia="Helvetica" w:cs="Helvetica"/>
+                <w:i w:val="false"/>
+                <w:b w:val="false"/>
+                <w:u w:val="none"/>
+                <w:strike w:val="false"/>
+                <w:sz w:val="22"/>
+                <w:szCs w:val="22"/>
+                <w:color w:val="000000"/>
+              </w:rPr>
+            </w:pPr>
+            <w:r>
+              <w:rPr>
+                <w:rFonts w:ascii="Helvetica" w:hAnsi="Helvetica" w:eastAsia="Helvetica" w:cs="Helvetica"/>
+                <w:i w:val="false"/>
+                <w:b w:val="false"/>
+                <w:u w:val="none"/>
+                <w:strike w:val="false"/>
+                <w:sz w:val="22"/>
+                <w:szCs w:val="22"/>
+                <w:color w:val="000000"/>
+              </w:rPr>
+              <w:t xml:space="preserve">(-0.38, 0.23)</w:t>
+            </w:r>
+          </w:p>
+        </w:tc>
+        <w:tc>
+          <w:tcPr>
+            <w:tcBorders>
+              <w:bottom w:val="none" w:sz="0" w:space="0" w:color="000000"/>
+              <w:top w:val="none" w:sz="0" w:space="0" w:color="000000"/>
+              <w:left w:val="none" w:sz="0" w:space="0" w:color="000000"/>
+              <w:right w:val="none" w:sz="0" w:space="0" w:color="000000"/>
+            </w:tcBorders>
+            <w:shd w:val="clear" w:color="auto" w:fill="FFFFFF"/>
+            <w:tcMar>
+              <w:top w:w="0" w:type="dxa"/>
+              <w:bottom w:w="0" w:type="dxa"/>
+              <w:left w:w="0" w:type="dxa"/>
+              <w:right w:w="0" w:type="dxa"/>
+            </w:tcMar>
+            <w:vAlign w:val="center"/>
+          </w:tcPr>
+          <w:p>
+            <w:pPr>
+              <w:pStyle w:val="Normal"/>
+              <w:jc w:val="left"/>
+              <w:pBdr>
+                <w:bottom w:val="none" w:sz="0" w:space="0" w:color="000000"/>
+                <w:top w:val="none" w:sz="0" w:space="0" w:color="000000"/>
+                <w:left w:val="none" w:sz="0" w:space="0" w:color="000000"/>
+                <w:right w:val="none" w:sz="0" w:space="0" w:color="000000"/>
+              </w:pBdr>
+              <w:spacing w:after="100" w:before="100" w:line="240"/>
+              <w:ind w:left="100" w:right="100" w:firstLine="0" w:firstLineChars="0"/>
+              <w:rPr>
+                <w:rFonts w:ascii="Helvetica" w:hAnsi="Helvetica" w:eastAsia="Helvetica" w:cs="Helvetica"/>
+                <w:i w:val="false"/>
+                <w:b w:val="false"/>
+                <w:u w:val="none"/>
+                <w:strike w:val="false"/>
+                <w:sz w:val="22"/>
+                <w:szCs w:val="22"/>
+                <w:color w:val="000000"/>
+              </w:rPr>
+            </w:pPr>
+            <w:r>
+              <w:rPr>
+                <w:rFonts w:ascii="Helvetica" w:hAnsi="Helvetica" w:eastAsia="Helvetica" w:cs="Helvetica"/>
+                <w:i w:val="false"/>
+                <w:b w:val="false"/>
+                <w:u w:val="none"/>
+                <w:strike w:val="false"/>
+                <w:sz w:val="22"/>
+                <w:szCs w:val="22"/>
+                <w:color w:val="000000"/>
+              </w:rPr>
+              <w:t xml:space="preserve">0.63</w:t>
+            </w:r>
+          </w:p>
+        </w:tc>
+      </w:tr>
+      <w:tr>
+        <w:trPr>
+          <w:trHeight w:val="360" w:hRule="auto"/>
+        </w:trPr>
+        <w:tc>
+          <w:tcPr>
+            <w:tcBorders>
+              <w:bottom w:val="none" w:sz="0" w:space="0" w:color="000000"/>
+              <w:top w:val="none" w:sz="0" w:space="0" w:color="000000"/>
+              <w:left w:val="none" w:sz="0" w:space="0" w:color="000000"/>
+              <w:right w:val="none" w:sz="0" w:space="0" w:color="000000"/>
+            </w:tcBorders>
+            <w:shd w:val="clear" w:color="auto" w:fill="FFFFFF"/>
+            <w:tcMar>
+              <w:top w:w="0" w:type="dxa"/>
+              <w:bottom w:w="0" w:type="dxa"/>
+              <w:left w:w="0" w:type="dxa"/>
+              <w:right w:w="0" w:type="dxa"/>
+            </w:tcMar>
+            <w:vAlign w:val="center"/>
+          </w:tcPr>
+          <w:p>
+            <w:pPr>
+              <w:pStyle w:val="Normal"/>
+              <w:jc w:val="left"/>
+              <w:pBdr>
+                <w:bottom w:val="none" w:sz="0" w:space="0" w:color="000000"/>
+                <w:top w:val="none" w:sz="0" w:space="0" w:color="000000"/>
+                <w:left w:val="none" w:sz="0" w:space="0" w:color="000000"/>
+                <w:right w:val="none" w:sz="0" w:space="0" w:color="000000"/>
+              </w:pBdr>
+              <w:spacing w:after="100" w:before="100" w:line="240"/>
+              <w:ind w:left="100" w:right="100" w:firstLine="0" w:firstLineChars="0"/>
+              <w:rPr>
+                <w:rFonts w:ascii="Helvetica" w:hAnsi="Helvetica" w:eastAsia="Helvetica" w:cs="Helvetica"/>
+                <w:i w:val="false"/>
+                <w:b w:val="false"/>
+                <w:u w:val="none"/>
+                <w:strike w:val="false"/>
+                <w:sz w:val="22"/>
+                <w:szCs w:val="22"/>
+                <w:color w:val="000000"/>
+              </w:rPr>
+            </w:pPr>
+            <w:r>
+              <w:rPr>
+                <w:rFonts w:ascii="Helvetica" w:hAnsi="Helvetica" w:eastAsia="Helvetica" w:cs="Helvetica"/>
+                <w:i w:val="false"/>
+                <w:b w:val="false"/>
+                <w:u w:val="none"/>
+                <w:strike w:val="false"/>
+                <w:sz w:val="22"/>
+                <w:szCs w:val="22"/>
+                <w:color w:val="000000"/>
+              </w:rPr>
+              <w:t xml:space="preserve">Perceived cancer risk (std.) * Hispanic</w:t>
+            </w:r>
+          </w:p>
+        </w:tc>
+        <w:tc>
+          <w:tcPr>
+            <w:tcBorders>
+              <w:bottom w:val="none" w:sz="0" w:space="0" w:color="000000"/>
+              <w:top w:val="none" w:sz="0" w:space="0" w:color="000000"/>
+              <w:left w:val="none" w:sz="0" w:space="0" w:color="000000"/>
+              <w:right w:val="none" w:sz="0" w:space="0" w:color="000000"/>
+            </w:tcBorders>
+            <w:shd w:val="clear" w:color="auto" w:fill="FFFFFF"/>
+            <w:tcMar>
+              <w:top w:w="0" w:type="dxa"/>
+              <w:bottom w:w="0" w:type="dxa"/>
+              <w:left w:w="0" w:type="dxa"/>
+              <w:right w:w="0" w:type="dxa"/>
+            </w:tcMar>
+            <w:vAlign w:val="center"/>
+          </w:tcPr>
+          <w:p>
+            <w:pPr>
+              <w:pStyle w:val="Normal"/>
+              <w:jc w:val="left"/>
+              <w:pBdr>
+                <w:bottom w:val="none" w:sz="0" w:space="0" w:color="000000"/>
+                <w:top w:val="none" w:sz="0" w:space="0" w:color="000000"/>
+                <w:left w:val="none" w:sz="0" w:space="0" w:color="000000"/>
+                <w:right w:val="none" w:sz="0" w:space="0" w:color="000000"/>
+              </w:pBdr>
+              <w:spacing w:after="100" w:before="100" w:line="240"/>
+              <w:ind w:left="100" w:right="100" w:firstLine="0" w:firstLineChars="0"/>
+              <w:rPr>
+                <w:rFonts w:ascii="Helvetica" w:hAnsi="Helvetica" w:eastAsia="Helvetica" w:cs="Helvetica"/>
+                <w:i w:val="false"/>
+                <w:b w:val="false"/>
+                <w:u w:val="none"/>
+                <w:strike w:val="false"/>
+                <w:sz w:val="22"/>
+                <w:szCs w:val="22"/>
+                <w:color w:val="000000"/>
+              </w:rPr>
+            </w:pPr>
+            <w:r>
+              <w:rPr>
+                <w:rFonts w:ascii="Helvetica" w:hAnsi="Helvetica" w:eastAsia="Helvetica" w:cs="Helvetica"/>
+                <w:i w:val="false"/>
+                <w:b w:val="false"/>
+                <w:u w:val="none"/>
+                <w:strike w:val="false"/>
+                <w:sz w:val="22"/>
+                <w:szCs w:val="22"/>
+                <w:color w:val="000000"/>
+              </w:rPr>
+              <w:t xml:space="preserve">(7)</w:t>
+            </w:r>
+          </w:p>
+        </w:tc>
+        <w:tc>
+          <w:tcPr>
+            <w:tcBorders>
+              <w:bottom w:val="none" w:sz="0" w:space="0" w:color="000000"/>
+              <w:top w:val="none" w:sz="0" w:space="0" w:color="000000"/>
+              <w:left w:val="none" w:sz="0" w:space="0" w:color="000000"/>
+              <w:right w:val="none" w:sz="0" w:space="0" w:color="000000"/>
+            </w:tcBorders>
+            <w:shd w:val="clear" w:color="auto" w:fill="FFFFFF"/>
+            <w:tcMar>
+              <w:top w:w="0" w:type="dxa"/>
+              <w:bottom w:w="0" w:type="dxa"/>
+              <w:left w:w="0" w:type="dxa"/>
+              <w:right w:w="0" w:type="dxa"/>
+            </w:tcMar>
+            <w:vAlign w:val="center"/>
+          </w:tcPr>
+          <w:p>
+            <w:pPr>
+              <w:pStyle w:val="Normal"/>
+              <w:jc w:val="left"/>
+              <w:pBdr>
+                <w:bottom w:val="none" w:sz="0" w:space="0" w:color="000000"/>
+                <w:top w:val="none" w:sz="0" w:space="0" w:color="000000"/>
+                <w:left w:val="none" w:sz="0" w:space="0" w:color="000000"/>
+                <w:right w:val="none" w:sz="0" w:space="0" w:color="000000"/>
+              </w:pBdr>
+              <w:spacing w:after="100" w:before="100" w:line="240"/>
+              <w:ind w:left="100" w:right="100" w:firstLine="0" w:firstLineChars="0"/>
+              <w:rPr>
+                <w:rFonts w:ascii="Helvetica" w:hAnsi="Helvetica" w:eastAsia="Helvetica" w:cs="Helvetica"/>
+                <w:i w:val="false"/>
+                <w:b w:val="false"/>
+                <w:u w:val="none"/>
+                <w:strike w:val="false"/>
+                <w:sz w:val="22"/>
+                <w:szCs w:val="22"/>
+                <w:color w:val="000000"/>
+              </w:rPr>
+            </w:pPr>
+            <w:r>
+              <w:rPr>
+                <w:rFonts w:ascii="Helvetica" w:hAnsi="Helvetica" w:eastAsia="Helvetica" w:cs="Helvetica"/>
+                <w:i w:val="false"/>
+                <w:b w:val="false"/>
+                <w:u w:val="none"/>
+                <w:strike w:val="false"/>
+                <w:sz w:val="22"/>
+                <w:szCs w:val="22"/>
+                <w:color w:val="000000"/>
+              </w:rPr>
+              <w:t xml:space="preserve">-0.02</w:t>
+            </w:r>
+          </w:p>
+        </w:tc>
+        <w:tc>
+          <w:tcPr>
+            <w:tcBorders>
+              <w:bottom w:val="none" w:sz="0" w:space="0" w:color="000000"/>
+              <w:top w:val="none" w:sz="0" w:space="0" w:color="000000"/>
+              <w:left w:val="none" w:sz="0" w:space="0" w:color="000000"/>
+              <w:right w:val="none" w:sz="0" w:space="0" w:color="000000"/>
+            </w:tcBorders>
+            <w:shd w:val="clear" w:color="auto" w:fill="FFFFFF"/>
+            <w:tcMar>
+              <w:top w:w="0" w:type="dxa"/>
+              <w:bottom w:w="0" w:type="dxa"/>
+              <w:left w:w="0" w:type="dxa"/>
+              <w:right w:w="0" w:type="dxa"/>
+            </w:tcMar>
+            <w:vAlign w:val="center"/>
+          </w:tcPr>
+          <w:p>
+            <w:pPr>
+              <w:pStyle w:val="Normal"/>
+              <w:jc w:val="left"/>
+              <w:pBdr>
+                <w:bottom w:val="none" w:sz="0" w:space="0" w:color="000000"/>
+                <w:top w:val="none" w:sz="0" w:space="0" w:color="000000"/>
+                <w:left w:val="none" w:sz="0" w:space="0" w:color="000000"/>
+                <w:right w:val="none" w:sz="0" w:space="0" w:color="000000"/>
+              </w:pBdr>
+              <w:spacing w:after="100" w:before="100" w:line="240"/>
+              <w:ind w:left="100" w:right="100" w:firstLine="0" w:firstLineChars="0"/>
+              <w:rPr>
+                <w:rFonts w:ascii="Helvetica" w:hAnsi="Helvetica" w:eastAsia="Helvetica" w:cs="Helvetica"/>
+                <w:i w:val="false"/>
+                <w:b w:val="false"/>
+                <w:u w:val="none"/>
+                <w:strike w:val="false"/>
+                <w:sz w:val="22"/>
+                <w:szCs w:val="22"/>
+                <w:color w:val="000000"/>
+              </w:rPr>
+            </w:pPr>
+            <w:r>
+              <w:rPr>
+                <w:rFonts w:ascii="Helvetica" w:hAnsi="Helvetica" w:eastAsia="Helvetica" w:cs="Helvetica"/>
+                <w:i w:val="false"/>
+                <w:b w:val="false"/>
+                <w:u w:val="none"/>
+                <w:strike w:val="false"/>
+                <w:sz w:val="22"/>
+                <w:szCs w:val="22"/>
+                <w:color w:val="000000"/>
+              </w:rPr>
+              <w:t xml:space="preserve">(-0.17, 0.13)</w:t>
+            </w:r>
+          </w:p>
+        </w:tc>
+        <w:tc>
+          <w:tcPr>
+            <w:tcBorders>
+              <w:bottom w:val="none" w:sz="0" w:space="0" w:color="000000"/>
+              <w:top w:val="none" w:sz="0" w:space="0" w:color="000000"/>
+              <w:left w:val="none" w:sz="0" w:space="0" w:color="000000"/>
+              <w:right w:val="none" w:sz="0" w:space="0" w:color="000000"/>
+            </w:tcBorders>
+            <w:shd w:val="clear" w:color="auto" w:fill="FFFFFF"/>
+            <w:tcMar>
+              <w:top w:w="0" w:type="dxa"/>
+              <w:bottom w:w="0" w:type="dxa"/>
+              <w:left w:w="0" w:type="dxa"/>
+              <w:right w:w="0" w:type="dxa"/>
+            </w:tcMar>
+            <w:vAlign w:val="center"/>
+          </w:tcPr>
+          <w:p>
+            <w:pPr>
+              <w:pStyle w:val="Normal"/>
+              <w:jc w:val="left"/>
+              <w:pBdr>
+                <w:bottom w:val="none" w:sz="0" w:space="0" w:color="000000"/>
+                <w:top w:val="none" w:sz="0" w:space="0" w:color="000000"/>
+                <w:left w:val="none" w:sz="0" w:space="0" w:color="000000"/>
+                <w:right w:val="none" w:sz="0" w:space="0" w:color="000000"/>
+              </w:pBdr>
+              <w:spacing w:after="100" w:before="100" w:line="240"/>
+              <w:ind w:left="100" w:right="100" w:firstLine="0" w:firstLineChars="0"/>
+              <w:rPr>
+                <w:rFonts w:ascii="Helvetica" w:hAnsi="Helvetica" w:eastAsia="Helvetica" w:cs="Helvetica"/>
+                <w:i w:val="false"/>
+                <w:b w:val="false"/>
+                <w:u w:val="none"/>
+                <w:strike w:val="false"/>
+                <w:sz w:val="22"/>
+                <w:szCs w:val="22"/>
+                <w:color w:val="000000"/>
+              </w:rPr>
+            </w:pPr>
+            <w:r>
+              <w:rPr>
+                <w:rFonts w:ascii="Helvetica" w:hAnsi="Helvetica" w:eastAsia="Helvetica" w:cs="Helvetica"/>
+                <w:i w:val="false"/>
+                <w:b w:val="false"/>
+                <w:u w:val="none"/>
+                <w:strike w:val="false"/>
+                <w:sz w:val="22"/>
+                <w:szCs w:val="22"/>
+                <w:color w:val="000000"/>
+              </w:rPr>
+              <w:t xml:space="preserve">0.78</w:t>
+            </w:r>
+          </w:p>
+        </w:tc>
+        <w:tc>
+          <w:tcPr>
+            <w:tcBorders>
+              <w:bottom w:val="none" w:sz="0" w:space="0" w:color="000000"/>
+              <w:top w:val="none" w:sz="0" w:space="0" w:color="000000"/>
+              <w:left w:val="none" w:sz="0" w:space="0" w:color="000000"/>
+              <w:right w:val="none" w:sz="0" w:space="0" w:color="000000"/>
+            </w:tcBorders>
+            <w:shd w:val="clear" w:color="auto" w:fill="FFFFFF"/>
+            <w:tcMar>
+              <w:top w:w="0" w:type="dxa"/>
+              <w:bottom w:w="0" w:type="dxa"/>
+              <w:left w:w="0" w:type="dxa"/>
+              <w:right w:w="0" w:type="dxa"/>
+            </w:tcMar>
+            <w:vAlign w:val="center"/>
+          </w:tcPr>
+          <w:p>
+            <w:pPr>
+              <w:pStyle w:val="Normal"/>
+              <w:jc w:val="left"/>
+              <w:pBdr>
+                <w:bottom w:val="none" w:sz="0" w:space="0" w:color="000000"/>
+                <w:top w:val="none" w:sz="0" w:space="0" w:color="000000"/>
+                <w:left w:val="none" w:sz="0" w:space="0" w:color="000000"/>
+                <w:right w:val="none" w:sz="0" w:space="0" w:color="000000"/>
+              </w:pBdr>
+              <w:spacing w:after="100" w:before="100" w:line="240"/>
+              <w:ind w:left="100" w:right="100" w:firstLine="0" w:firstLineChars="0"/>
+              <w:rPr>
+                <w:rFonts w:ascii="Helvetica" w:hAnsi="Helvetica" w:eastAsia="Helvetica" w:cs="Helvetica"/>
+                <w:i w:val="false"/>
+                <w:b w:val="false"/>
+                <w:u w:val="none"/>
+                <w:strike w:val="false"/>
+                <w:sz w:val="22"/>
+                <w:szCs w:val="22"/>
+                <w:color w:val="000000"/>
+              </w:rPr>
+            </w:pPr>
+            <w:r>
+              <w:rPr>
+                <w:rFonts w:ascii="Helvetica" w:hAnsi="Helvetica" w:eastAsia="Helvetica" w:cs="Helvetica"/>
+                <w:i w:val="false"/>
+                <w:b w:val="false"/>
+                <w:u w:val="none"/>
+                <w:strike w:val="false"/>
+                <w:sz w:val="22"/>
+                <w:szCs w:val="22"/>
+                <w:color w:val="000000"/>
+              </w:rPr>
+              <w:t xml:space="preserve">-0.07</w:t>
+            </w:r>
+          </w:p>
+        </w:tc>
+        <w:tc>
+          <w:tcPr>
+            <w:tcBorders>
+              <w:bottom w:val="none" w:sz="0" w:space="0" w:color="000000"/>
+              <w:top w:val="none" w:sz="0" w:space="0" w:color="000000"/>
+              <w:left w:val="none" w:sz="0" w:space="0" w:color="000000"/>
+              <w:right w:val="none" w:sz="0" w:space="0" w:color="000000"/>
+            </w:tcBorders>
+            <w:shd w:val="clear" w:color="auto" w:fill="FFFFFF"/>
+            <w:tcMar>
+              <w:top w:w="0" w:type="dxa"/>
+              <w:bottom w:w="0" w:type="dxa"/>
+              <w:left w:w="0" w:type="dxa"/>
+              <w:right w:w="0" w:type="dxa"/>
+            </w:tcMar>
+            <w:vAlign w:val="center"/>
+          </w:tcPr>
+          <w:p>
+            <w:pPr>
+              <w:pStyle w:val="Normal"/>
+              <w:jc w:val="left"/>
+              <w:pBdr>
+                <w:bottom w:val="none" w:sz="0" w:space="0" w:color="000000"/>
+                <w:top w:val="none" w:sz="0" w:space="0" w:color="000000"/>
+                <w:left w:val="none" w:sz="0" w:space="0" w:color="000000"/>
+                <w:right w:val="none" w:sz="0" w:space="0" w:color="000000"/>
+              </w:pBdr>
+              <w:spacing w:after="100" w:before="100" w:line="240"/>
+              <w:ind w:left="100" w:right="100" w:firstLine="0" w:firstLineChars="0"/>
+              <w:rPr>
+                <w:rFonts w:ascii="Helvetica" w:hAnsi="Helvetica" w:eastAsia="Helvetica" w:cs="Helvetica"/>
+                <w:i w:val="false"/>
+                <w:b w:val="false"/>
+                <w:u w:val="none"/>
+                <w:strike w:val="false"/>
+                <w:sz w:val="22"/>
+                <w:szCs w:val="22"/>
+                <w:color w:val="000000"/>
+              </w:rPr>
+            </w:pPr>
+            <w:r>
+              <w:rPr>
+                <w:rFonts w:ascii="Helvetica" w:hAnsi="Helvetica" w:eastAsia="Helvetica" w:cs="Helvetica"/>
+                <w:i w:val="false"/>
+                <w:b w:val="false"/>
+                <w:u w:val="none"/>
+                <w:strike w:val="false"/>
+                <w:sz w:val="22"/>
+                <w:szCs w:val="22"/>
+                <w:color w:val="000000"/>
+              </w:rPr>
+              <w:t xml:space="preserve">(-0.38, 0.23)</w:t>
+            </w:r>
+          </w:p>
+        </w:tc>
+        <w:tc>
+          <w:tcPr>
+            <w:tcBorders>
+              <w:bottom w:val="none" w:sz="0" w:space="0" w:color="000000"/>
+              <w:top w:val="none" w:sz="0" w:space="0" w:color="000000"/>
+              <w:left w:val="none" w:sz="0" w:space="0" w:color="000000"/>
+              <w:right w:val="none" w:sz="0" w:space="0" w:color="000000"/>
+            </w:tcBorders>
+            <w:shd w:val="clear" w:color="auto" w:fill="FFFFFF"/>
+            <w:tcMar>
+              <w:top w:w="0" w:type="dxa"/>
+              <w:bottom w:w="0" w:type="dxa"/>
+              <w:left w:w="0" w:type="dxa"/>
+              <w:right w:w="0" w:type="dxa"/>
+            </w:tcMar>
+            <w:vAlign w:val="center"/>
+          </w:tcPr>
+          <w:p>
+            <w:pPr>
+              <w:pStyle w:val="Normal"/>
+              <w:jc w:val="left"/>
+              <w:pBdr>
+                <w:bottom w:val="none" w:sz="0" w:space="0" w:color="000000"/>
+                <w:top w:val="none" w:sz="0" w:space="0" w:color="000000"/>
+                <w:left w:val="none" w:sz="0" w:space="0" w:color="000000"/>
+                <w:right w:val="none" w:sz="0" w:space="0" w:color="000000"/>
+              </w:pBdr>
+              <w:spacing w:after="100" w:before="100" w:line="240"/>
+              <w:ind w:left="100" w:right="100" w:firstLine="0" w:firstLineChars="0"/>
+              <w:rPr>
+                <w:rFonts w:ascii="Helvetica" w:hAnsi="Helvetica" w:eastAsia="Helvetica" w:cs="Helvetica"/>
+                <w:i w:val="false"/>
+                <w:b w:val="false"/>
+                <w:u w:val="none"/>
+                <w:strike w:val="false"/>
+                <w:sz w:val="22"/>
+                <w:szCs w:val="22"/>
+                <w:color w:val="000000"/>
+              </w:rPr>
+            </w:pPr>
+            <w:r>
+              <w:rPr>
+                <w:rFonts w:ascii="Helvetica" w:hAnsi="Helvetica" w:eastAsia="Helvetica" w:cs="Helvetica"/>
+                <w:i w:val="false"/>
+                <w:b w:val="false"/>
+                <w:u w:val="none"/>
+                <w:strike w:val="false"/>
+                <w:sz w:val="22"/>
+                <w:szCs w:val="22"/>
+                <w:color w:val="000000"/>
+              </w:rPr>
+              <w:t xml:space="preserve">0.63</w:t>
+            </w:r>
+          </w:p>
+        </w:tc>
+      </w:tr>
+      <w:tr>
+        <w:trPr>
+          <w:trHeight w:val="360" w:hRule="auto"/>
+        </w:trPr>
+        <w:tc>
+          <w:tcPr>
+            <w:tcBorders>
+              <w:bottom w:val="none" w:sz="0" w:space="0" w:color="000000"/>
+              <w:top w:val="none" w:sz="0" w:space="0" w:color="000000"/>
+              <w:left w:val="none" w:sz="0" w:space="0" w:color="000000"/>
+              <w:right w:val="none" w:sz="0" w:space="0" w:color="000000"/>
+            </w:tcBorders>
+            <w:shd w:val="clear" w:color="auto" w:fill="FFFFFF"/>
+            <w:tcMar>
+              <w:top w:w="0" w:type="dxa"/>
+              <w:bottom w:w="0" w:type="dxa"/>
+              <w:left w:w="0" w:type="dxa"/>
+              <w:right w:w="0" w:type="dxa"/>
+            </w:tcMar>
+            <w:vAlign w:val="center"/>
+          </w:tcPr>
+          <w:p>
+            <w:pPr>
+              <w:pStyle w:val="Normal"/>
+              <w:jc w:val="left"/>
+              <w:pBdr>
+                <w:bottom w:val="none" w:sz="0" w:space="0" w:color="000000"/>
+                <w:top w:val="none" w:sz="0" w:space="0" w:color="000000"/>
+                <w:left w:val="none" w:sz="0" w:space="0" w:color="000000"/>
+                <w:right w:val="none" w:sz="0" w:space="0" w:color="000000"/>
+              </w:pBdr>
+              <w:spacing w:after="100" w:before="100" w:line="240"/>
+              <w:ind w:left="100" w:right="100" w:firstLine="0" w:firstLineChars="0"/>
+              <w:rPr>
+                <w:rFonts w:ascii="Helvetica" w:hAnsi="Helvetica" w:eastAsia="Helvetica" w:cs="Helvetica"/>
+                <w:i w:val="false"/>
+                <w:b w:val="false"/>
+                <w:u w:val="none"/>
+                <w:strike w:val="false"/>
+                <w:sz w:val="22"/>
+                <w:szCs w:val="22"/>
+                <w:color w:val="000000"/>
+              </w:rPr>
+            </w:pPr>
+            <w:r>
+              <w:rPr>
+                <w:rFonts w:ascii="Helvetica" w:hAnsi="Helvetica" w:eastAsia="Helvetica" w:cs="Helvetica"/>
+                <w:i w:val="false"/>
+                <w:b w:val="false"/>
+                <w:u w:val="none"/>
+                <w:strike w:val="false"/>
+                <w:sz w:val="22"/>
+                <w:szCs w:val="22"/>
+                <w:color w:val="000000"/>
+              </w:rPr>
+              <w:t xml:space="preserve">Perceived cancer risk (std.) * non-Hispanic Other</w:t>
+            </w:r>
+          </w:p>
+        </w:tc>
+        <w:tc>
+          <w:tcPr>
+            <w:tcBorders>
+              <w:bottom w:val="none" w:sz="0" w:space="0" w:color="000000"/>
+              <w:top w:val="none" w:sz="0" w:space="0" w:color="000000"/>
+              <w:left w:val="none" w:sz="0" w:space="0" w:color="000000"/>
+              <w:right w:val="none" w:sz="0" w:space="0" w:color="000000"/>
+            </w:tcBorders>
+            <w:shd w:val="clear" w:color="auto" w:fill="FFFFFF"/>
+            <w:tcMar>
+              <w:top w:w="0" w:type="dxa"/>
+              <w:bottom w:w="0" w:type="dxa"/>
+              <w:left w:w="0" w:type="dxa"/>
+              <w:right w:w="0" w:type="dxa"/>
+            </w:tcMar>
+            <w:vAlign w:val="center"/>
+          </w:tcPr>
+          <w:p>
+            <w:pPr>
+              <w:pStyle w:val="Normal"/>
+              <w:jc w:val="left"/>
+              <w:pBdr>
+                <w:bottom w:val="none" w:sz="0" w:space="0" w:color="000000"/>
+                <w:top w:val="none" w:sz="0" w:space="0" w:color="000000"/>
+                <w:left w:val="none" w:sz="0" w:space="0" w:color="000000"/>
+                <w:right w:val="none" w:sz="0" w:space="0" w:color="000000"/>
+              </w:pBdr>
+              <w:spacing w:after="100" w:before="100" w:line="240"/>
+              <w:ind w:left="100" w:right="100" w:firstLine="0" w:firstLineChars="0"/>
+              <w:rPr>
+                <w:rFonts w:ascii="Helvetica" w:hAnsi="Helvetica" w:eastAsia="Helvetica" w:cs="Helvetica"/>
+                <w:i w:val="false"/>
+                <w:b w:val="false"/>
+                <w:u w:val="none"/>
+                <w:strike w:val="false"/>
+                <w:sz w:val="22"/>
+                <w:szCs w:val="22"/>
+                <w:color w:val="000000"/>
+              </w:rPr>
+            </w:pPr>
+            <w:r>
+              <w:rPr>
+                <w:rFonts w:ascii="Helvetica" w:hAnsi="Helvetica" w:eastAsia="Helvetica" w:cs="Helvetica"/>
+                <w:i w:val="false"/>
+                <w:b w:val="false"/>
+                <w:u w:val="none"/>
+                <w:strike w:val="false"/>
+                <w:sz w:val="22"/>
+                <w:szCs w:val="22"/>
+                <w:color w:val="000000"/>
+              </w:rPr>
+              <w:t xml:space="preserve">6</w:t>
+            </w:r>
+          </w:p>
+        </w:tc>
+        <w:tc>
+          <w:tcPr>
+            <w:tcBorders>
+              <w:bottom w:val="none" w:sz="0" w:space="0" w:color="000000"/>
+              <w:top w:val="none" w:sz="0" w:space="0" w:color="000000"/>
+              <w:left w:val="none" w:sz="0" w:space="0" w:color="000000"/>
+              <w:right w:val="none" w:sz="0" w:space="0" w:color="000000"/>
+            </w:tcBorders>
+            <w:shd w:val="clear" w:color="auto" w:fill="FFFFFF"/>
+            <w:tcMar>
+              <w:top w:w="0" w:type="dxa"/>
+              <w:bottom w:w="0" w:type="dxa"/>
+              <w:left w:w="0" w:type="dxa"/>
+              <w:right w:w="0" w:type="dxa"/>
+            </w:tcMar>
+            <w:vAlign w:val="center"/>
+          </w:tcPr>
+          <w:p>
+            <w:pPr>
+              <w:pStyle w:val="Normal"/>
+              <w:jc w:val="left"/>
+              <w:pBdr>
+                <w:bottom w:val="none" w:sz="0" w:space="0" w:color="000000"/>
+                <w:top w:val="none" w:sz="0" w:space="0" w:color="000000"/>
+                <w:left w:val="none" w:sz="0" w:space="0" w:color="000000"/>
+                <w:right w:val="none" w:sz="0" w:space="0" w:color="000000"/>
+              </w:pBdr>
+              <w:spacing w:after="100" w:before="100" w:line="240"/>
+              <w:ind w:left="100" w:right="100" w:firstLine="0" w:firstLineChars="0"/>
+              <w:rPr>
+                <w:rFonts w:ascii="Helvetica" w:hAnsi="Helvetica" w:eastAsia="Helvetica" w:cs="Helvetica"/>
+                <w:i w:val="false"/>
+                <w:b w:val="false"/>
+                <w:u w:val="none"/>
+                <w:strike w:val="false"/>
+                <w:sz w:val="22"/>
+                <w:szCs w:val="22"/>
+                <w:color w:val="000000"/>
+              </w:rPr>
+            </w:pPr>
+            <w:r>
+              <w:rPr>
+                <w:rFonts w:ascii="Helvetica" w:hAnsi="Helvetica" w:eastAsia="Helvetica" w:cs="Helvetica"/>
+                <w:i w:val="false"/>
+                <w:b w:val="false"/>
+                <w:u w:val="none"/>
+                <w:strike w:val="false"/>
+                <w:sz w:val="22"/>
+                <w:szCs w:val="22"/>
+                <w:color w:val="000000"/>
+              </w:rPr>
+              <w:t xml:space="preserve">-0.02</w:t>
+            </w:r>
+          </w:p>
+        </w:tc>
+        <w:tc>
+          <w:tcPr>
+            <w:tcBorders>
+              <w:bottom w:val="none" w:sz="0" w:space="0" w:color="000000"/>
+              <w:top w:val="none" w:sz="0" w:space="0" w:color="000000"/>
+              <w:left w:val="none" w:sz="0" w:space="0" w:color="000000"/>
+              <w:right w:val="none" w:sz="0" w:space="0" w:color="000000"/>
+            </w:tcBorders>
+            <w:shd w:val="clear" w:color="auto" w:fill="FFFFFF"/>
+            <w:tcMar>
+              <w:top w:w="0" w:type="dxa"/>
+              <w:bottom w:w="0" w:type="dxa"/>
+              <w:left w:w="0" w:type="dxa"/>
+              <w:right w:w="0" w:type="dxa"/>
+            </w:tcMar>
+            <w:vAlign w:val="center"/>
+          </w:tcPr>
+          <w:p>
+            <w:pPr>
+              <w:pStyle w:val="Normal"/>
+              <w:jc w:val="left"/>
+              <w:pBdr>
+                <w:bottom w:val="none" w:sz="0" w:space="0" w:color="000000"/>
+                <w:top w:val="none" w:sz="0" w:space="0" w:color="000000"/>
+                <w:left w:val="none" w:sz="0" w:space="0" w:color="000000"/>
+                <w:right w:val="none" w:sz="0" w:space="0" w:color="000000"/>
+              </w:pBdr>
+              <w:spacing w:after="100" w:before="100" w:line="240"/>
+              <w:ind w:left="100" w:right="100" w:firstLine="0" w:firstLineChars="0"/>
+              <w:rPr>
+                <w:rFonts w:ascii="Helvetica" w:hAnsi="Helvetica" w:eastAsia="Helvetica" w:cs="Helvetica"/>
+                <w:i w:val="false"/>
+                <w:b w:val="false"/>
+                <w:u w:val="none"/>
+                <w:strike w:val="false"/>
+                <w:sz w:val="22"/>
+                <w:szCs w:val="22"/>
+                <w:color w:val="000000"/>
+              </w:rPr>
+            </w:pPr>
+            <w:r>
+              <w:rPr>
+                <w:rFonts w:ascii="Helvetica" w:hAnsi="Helvetica" w:eastAsia="Helvetica" w:cs="Helvetica"/>
+                <w:i w:val="false"/>
+                <w:b w:val="false"/>
+                <w:u w:val="none"/>
+                <w:strike w:val="false"/>
+                <w:sz w:val="22"/>
+                <w:szCs w:val="22"/>
+                <w:color w:val="000000"/>
+              </w:rPr>
+              <w:t xml:space="preserve">(-0.11, 0.07)</w:t>
+            </w:r>
+          </w:p>
+        </w:tc>
+        <w:tc>
+          <w:tcPr>
+            <w:tcBorders>
+              <w:bottom w:val="none" w:sz="0" w:space="0" w:color="000000"/>
+              <w:top w:val="none" w:sz="0" w:space="0" w:color="000000"/>
+              <w:left w:val="none" w:sz="0" w:space="0" w:color="000000"/>
+              <w:right w:val="none" w:sz="0" w:space="0" w:color="000000"/>
+            </w:tcBorders>
+            <w:shd w:val="clear" w:color="auto" w:fill="FFFFFF"/>
+            <w:tcMar>
+              <w:top w:w="0" w:type="dxa"/>
+              <w:bottom w:w="0" w:type="dxa"/>
+              <w:left w:w="0" w:type="dxa"/>
+              <w:right w:w="0" w:type="dxa"/>
+            </w:tcMar>
+            <w:vAlign w:val="center"/>
+          </w:tcPr>
+          <w:p>
+            <w:pPr>
+              <w:pStyle w:val="Normal"/>
+              <w:jc w:val="left"/>
+              <w:pBdr>
+                <w:bottom w:val="none" w:sz="0" w:space="0" w:color="000000"/>
+                <w:top w:val="none" w:sz="0" w:space="0" w:color="000000"/>
+                <w:left w:val="none" w:sz="0" w:space="0" w:color="000000"/>
+                <w:right w:val="none" w:sz="0" w:space="0" w:color="000000"/>
+              </w:pBdr>
+              <w:spacing w:after="100" w:before="100" w:line="240"/>
+              <w:ind w:left="100" w:right="100" w:firstLine="0" w:firstLineChars="0"/>
+              <w:rPr>
+                <w:rFonts w:ascii="Helvetica" w:hAnsi="Helvetica" w:eastAsia="Helvetica" w:cs="Helvetica"/>
+                <w:i w:val="false"/>
+                <w:b w:val="false"/>
+                <w:u w:val="none"/>
+                <w:strike w:val="false"/>
+                <w:sz w:val="22"/>
+                <w:szCs w:val="22"/>
+                <w:color w:val="000000"/>
+              </w:rPr>
+            </w:pPr>
+            <w:r>
+              <w:rPr>
+                <w:rFonts w:ascii="Helvetica" w:hAnsi="Helvetica" w:eastAsia="Helvetica" w:cs="Helvetica"/>
+                <w:i w:val="false"/>
+                <w:b w:val="false"/>
+                <w:u w:val="none"/>
+                <w:strike w:val="false"/>
+                <w:sz w:val="22"/>
+                <w:szCs w:val="22"/>
+                <w:color w:val="000000"/>
+              </w:rPr>
+              <w:t xml:space="preserve">0.64</w:t>
+            </w:r>
+          </w:p>
+        </w:tc>
+        <w:tc>
+          <w:tcPr>
+            <w:tcBorders>
+              <w:bottom w:val="none" w:sz="0" w:space="0" w:color="000000"/>
+              <w:top w:val="none" w:sz="0" w:space="0" w:color="000000"/>
+              <w:left w:val="none" w:sz="0" w:space="0" w:color="000000"/>
+              <w:right w:val="none" w:sz="0" w:space="0" w:color="000000"/>
+            </w:tcBorders>
+            <w:shd w:val="clear" w:color="auto" w:fill="FFFFFF"/>
+            <w:tcMar>
+              <w:top w:w="0" w:type="dxa"/>
+              <w:bottom w:w="0" w:type="dxa"/>
+              <w:left w:w="0" w:type="dxa"/>
+              <w:right w:w="0" w:type="dxa"/>
+            </w:tcMar>
+            <w:vAlign w:val="center"/>
+          </w:tcPr>
+          <w:p>
+            <w:pPr>
+              <w:pStyle w:val="Normal"/>
+              <w:jc w:val="left"/>
+              <w:pBdr>
+                <w:bottom w:val="none" w:sz="0" w:space="0" w:color="000000"/>
+                <w:top w:val="none" w:sz="0" w:space="0" w:color="000000"/>
+                <w:left w:val="none" w:sz="0" w:space="0" w:color="000000"/>
+                <w:right w:val="none" w:sz="0" w:space="0" w:color="000000"/>
+              </w:pBdr>
+              <w:spacing w:after="100" w:before="100" w:line="240"/>
+              <w:ind w:left="100" w:right="100" w:firstLine="0" w:firstLineChars="0"/>
+              <w:rPr>
+                <w:rFonts w:ascii="Helvetica" w:hAnsi="Helvetica" w:eastAsia="Helvetica" w:cs="Helvetica"/>
+                <w:i w:val="false"/>
+                <w:b w:val="false"/>
+                <w:u w:val="none"/>
+                <w:strike w:val="false"/>
+                <w:sz w:val="22"/>
+                <w:szCs w:val="22"/>
+                <w:color w:val="000000"/>
+              </w:rPr>
+            </w:pPr>
+            <w:r>
+              <w:rPr>
+                <w:rFonts w:ascii="Helvetica" w:hAnsi="Helvetica" w:eastAsia="Helvetica" w:cs="Helvetica"/>
+                <w:i w:val="false"/>
+                <w:b w:val="false"/>
+                <w:u w:val="none"/>
+                <w:strike w:val="false"/>
+                <w:sz w:val="22"/>
+                <w:szCs w:val="22"/>
+                <w:color w:val="000000"/>
+              </w:rPr>
+              <w:t xml:space="preserve">-0.14</w:t>
+            </w:r>
+          </w:p>
+        </w:tc>
+        <w:tc>
+          <w:tcPr>
+            <w:tcBorders>
+              <w:bottom w:val="none" w:sz="0" w:space="0" w:color="000000"/>
+              <w:top w:val="none" w:sz="0" w:space="0" w:color="000000"/>
+              <w:left w:val="none" w:sz="0" w:space="0" w:color="000000"/>
+              <w:right w:val="none" w:sz="0" w:space="0" w:color="000000"/>
+            </w:tcBorders>
+            <w:shd w:val="clear" w:color="auto" w:fill="FFFFFF"/>
+            <w:tcMar>
+              <w:top w:w="0" w:type="dxa"/>
+              <w:bottom w:w="0" w:type="dxa"/>
+              <w:left w:w="0" w:type="dxa"/>
+              <w:right w:w="0" w:type="dxa"/>
+            </w:tcMar>
+            <w:vAlign w:val="center"/>
+          </w:tcPr>
+          <w:p>
+            <w:pPr>
+              <w:pStyle w:val="Normal"/>
+              <w:jc w:val="left"/>
+              <w:pBdr>
+                <w:bottom w:val="none" w:sz="0" w:space="0" w:color="000000"/>
+                <w:top w:val="none" w:sz="0" w:space="0" w:color="000000"/>
+                <w:left w:val="none" w:sz="0" w:space="0" w:color="000000"/>
+                <w:right w:val="none" w:sz="0" w:space="0" w:color="000000"/>
+              </w:pBdr>
+              <w:spacing w:after="100" w:before="100" w:line="240"/>
+              <w:ind w:left="100" w:right="100" w:firstLine="0" w:firstLineChars="0"/>
+              <w:rPr>
+                <w:rFonts w:ascii="Helvetica" w:hAnsi="Helvetica" w:eastAsia="Helvetica" w:cs="Helvetica"/>
+                <w:i w:val="false"/>
+                <w:b w:val="false"/>
+                <w:u w:val="none"/>
+                <w:strike w:val="false"/>
+                <w:sz w:val="22"/>
+                <w:szCs w:val="22"/>
+                <w:color w:val="000000"/>
+              </w:rPr>
+            </w:pPr>
+            <w:r>
+              <w:rPr>
+                <w:rFonts w:ascii="Helvetica" w:hAnsi="Helvetica" w:eastAsia="Helvetica" w:cs="Helvetica"/>
+                <w:i w:val="false"/>
+                <w:b w:val="false"/>
+                <w:u w:val="none"/>
+                <w:strike w:val="false"/>
+                <w:sz w:val="22"/>
+                <w:szCs w:val="22"/>
+                <w:color w:val="000000"/>
+              </w:rPr>
+              <w:t xml:space="preserve">(-0.33, 0.05)</w:t>
+            </w:r>
+          </w:p>
+        </w:tc>
+        <w:tc>
+          <w:tcPr>
+            <w:tcBorders>
+              <w:bottom w:val="none" w:sz="0" w:space="0" w:color="000000"/>
+              <w:top w:val="none" w:sz="0" w:space="0" w:color="000000"/>
+              <w:left w:val="none" w:sz="0" w:space="0" w:color="000000"/>
+              <w:right w:val="none" w:sz="0" w:space="0" w:color="000000"/>
+            </w:tcBorders>
+            <w:shd w:val="clear" w:color="auto" w:fill="FFFFFF"/>
+            <w:tcMar>
+              <w:top w:w="0" w:type="dxa"/>
+              <w:bottom w:w="0" w:type="dxa"/>
+              <w:left w:w="0" w:type="dxa"/>
+              <w:right w:w="0" w:type="dxa"/>
+            </w:tcMar>
+            <w:vAlign w:val="center"/>
+          </w:tcPr>
+          <w:p>
+            <w:pPr>
+              <w:pStyle w:val="Normal"/>
+              <w:jc w:val="left"/>
+              <w:pBdr>
+                <w:bottom w:val="none" w:sz="0" w:space="0" w:color="000000"/>
+                <w:top w:val="none" w:sz="0" w:space="0" w:color="000000"/>
+                <w:left w:val="none" w:sz="0" w:space="0" w:color="000000"/>
+                <w:right w:val="none" w:sz="0" w:space="0" w:color="000000"/>
+              </w:pBdr>
+              <w:spacing w:after="100" w:before="100" w:line="240"/>
+              <w:ind w:left="100" w:right="100" w:firstLine="0" w:firstLineChars="0"/>
+              <w:rPr>
+                <w:rFonts w:ascii="Helvetica" w:hAnsi="Helvetica" w:eastAsia="Helvetica" w:cs="Helvetica"/>
+                <w:i w:val="false"/>
+                <w:b w:val="false"/>
+                <w:u w:val="none"/>
+                <w:strike w:val="false"/>
+                <w:sz w:val="22"/>
+                <w:szCs w:val="22"/>
+                <w:color w:val="000000"/>
+              </w:rPr>
+            </w:pPr>
+            <w:r>
+              <w:rPr>
+                <w:rFonts w:ascii="Helvetica" w:hAnsi="Helvetica" w:eastAsia="Helvetica" w:cs="Helvetica"/>
+                <w:i w:val="false"/>
+                <w:b w:val="false"/>
+                <w:u w:val="none"/>
+                <w:strike w:val="false"/>
+                <w:sz w:val="22"/>
+                <w:szCs w:val="22"/>
+                <w:color w:val="000000"/>
+              </w:rPr>
+              <w:t xml:space="preserve">0.14</w:t>
+            </w:r>
+          </w:p>
+        </w:tc>
+      </w:tr>
+      <w:tr>
+        <w:trPr>
+          <w:trHeight w:val="360" w:hRule="auto"/>
+        </w:trPr>
+        <w:tc>
+          <w:tcPr>
+            <w:tcBorders>
               <w:bottom w:val="single" w:sz="12" w:space="0" w:color="666666"/>
               <w:top w:val="none" w:sz="0" w:space="0" w:color="000000"/>
               <w:left w:val="none" w:sz="0" w:space="0" w:color="000000"/>
@@ -4772,7 +6552,7 @@
                 <w:szCs w:val="22"/>
                 <w:color w:val="000000"/>
               </w:rPr>
-              <w:t xml:space="preserve">6</w:t>
+              <w:t xml:space="preserve">(7)</w:t>
             </w:r>
           </w:p>
         </w:tc>
